--- a/dist/manuscripts/vi/p3_vietnam_vi.docx
+++ b/dist/manuscripts/vi/p3_vietnam_vi.docx
@@ -2,7 +2,7 @@
 <file path=word/document.xml><?xml version="1.0" encoding="utf-8"?>
 <w:document xmlns:w="http://schemas.openxmlformats.org/wordprocessingml/2006/main" xmlns:m="http://schemas.openxmlformats.org/officeDocument/2006/math" xmlns:r="http://schemas.openxmlformats.org/officeDocument/2006/relationships" xmlns:o="urn:schemas-microsoft-com:office:office" xmlns:v="urn:schemas-microsoft-com:vml" xmlns:w10="urn:schemas-microsoft-com:office:word" xmlns:a="http://schemas.openxmlformats.org/drawingml/2006/main" xmlns:pic="http://schemas.openxmlformats.org/drawingml/2006/picture" xmlns:wp="http://schemas.openxmlformats.org/drawingml/2006/wordprocessingDrawing">
   <w:body>
-    <w:bookmarkStart w:id="115" w:name="X29220117ad07bdb712d69edefae70b6752b4e03"/>
+    <w:bookmarkStart w:id="133" w:name="X29220117ad07bdb712d69edefae70b6752b4e03"/>
     <w:p>
       <w:pPr>
         <w:pStyle w:val="Heading1"/>
@@ -718,7 +718,7 @@
     </w:p>
     <w:bookmarkEnd w:id="29"/>
     <w:bookmarkEnd w:id="30"/>
-    <w:bookmarkStart w:id="35" w:name="Xc948a667d59efd33f3b5fae659341d5c8fb2e03"/>
+    <w:bookmarkStart w:id="38" w:name="Xc948a667d59efd33f3b5fae659341d5c8fb2e03"/>
     <w:p>
       <w:pPr>
         <w:pStyle w:val="Heading2"/>
@@ -1003,7 +1003,7 @@
       </w:r>
     </w:p>
     <w:bookmarkEnd w:id="33"/>
-    <w:bookmarkStart w:id="34" w:name="X4c82bd636935ae41242da098284bc345b952623"/>
+    <w:bookmarkStart w:id="37" w:name="X4c82bd636935ae41242da098284bc345b952623"/>
     <w:p>
       <w:pPr>
         <w:pStyle w:val="Heading3"/>
@@ -1274,7 +1274,46 @@
         <w:pStyle w:val="BodyText"/>
       </w:pPr>
       <w:r>
-        <w:t xml:space="preserve">Hình 1: Mô hình khái niệm — TCI, DAI và cường độ xuất khẩu là các yếu tố quyết định hiệu quả doanh nghiệp (Việt Nam, 3 đợt)</w:t>
+        <w:drawing>
+          <wp:inline>
+            <wp:extent cx="5753100" cy="3160501"/>
+            <wp:effectExtent b="0" l="0" r="0" t="0"/>
+            <wp:docPr descr="Hình 1: Mô hình khái niệm — TCI, DAI và cường độ xuất khẩu là các yếu tố quyết định hiệu quả doanh nghiệp (Việt Nam, 3 đợt)" title="" id="35" name="Picture"/>
+            <a:graphic>
+              <a:graphicData uri="http://schemas.openxmlformats.org/drawingml/2006/picture">
+                <pic:pic>
+                  <pic:nvPicPr>
+                    <pic:cNvPr descr="figures/vietnam/figure_1_conceptual_model.png" id="36" name="Picture"/>
+                    <pic:cNvPicPr>
+                      <a:picLocks noChangeArrowheads="1" noChangeAspect="1"/>
+                    </pic:cNvPicPr>
+                  </pic:nvPicPr>
+                  <pic:blipFill>
+                    <a:blip r:embed="rId34"/>
+                    <a:stretch>
+                      <a:fillRect/>
+                    </a:stretch>
+                  </pic:blipFill>
+                  <pic:spPr bwMode="auto">
+                    <a:xfrm>
+                      <a:off x="0" y="0"/>
+                      <a:ext cx="5753100" cy="3160501"/>
+                    </a:xfrm>
+                    <a:prstGeom prst="rect">
+                      <a:avLst/>
+                    </a:prstGeom>
+                    <a:noFill/>
+                    <a:ln w="9525">
+                      <a:noFill/>
+                      <a:headEnd/>
+                      <a:tailEnd/>
+                    </a:ln>
+                  </pic:spPr>
+                </pic:pic>
+              </a:graphicData>
+            </a:graphic>
+          </wp:inline>
+        </w:drawing>
       </w:r>
     </w:p>
     <w:p>
@@ -1320,9 +1359,9 @@
         </w:pict>
       </w:r>
     </w:p>
-    <w:bookmarkEnd w:id="34"/>
-    <w:bookmarkEnd w:id="35"/>
-    <w:bookmarkStart w:id="41" w:name="X9625864dada8107383b4a16f8e95c829edc6c27"/>
+    <w:bookmarkEnd w:id="37"/>
+    <w:bookmarkEnd w:id="38"/>
+    <w:bookmarkStart w:id="44" w:name="X9625864dada8107383b4a16f8e95c829edc6c27"/>
     <w:p>
       <w:pPr>
         <w:pStyle w:val="Heading2"/>
@@ -1331,7 +1370,7 @@
         <w:t xml:space="preserve">3. Dữ liệu, biến số và chiến lược thực nghiệm</w:t>
       </w:r>
     </w:p>
-    <w:bookmarkStart w:id="36" w:name="Xe2cb903402e003c83e737f7cc4a1dae6c613e85"/>
+    <w:bookmarkStart w:id="39" w:name="Xe2cb903402e003c83e737f7cc4a1dae6c613e85"/>
     <w:p>
       <w:pPr>
         <w:pStyle w:val="Heading3"/>
@@ -1356,8 +1395,8 @@
         <w:t xml:space="preserve">Mẫu ước lượng hiệu quả thay đổi qua các đặc tả mô hình do giá trị thiếu trong các biến năng lực. Trong các mô hình đầy đủ theo từng đợt, các mẫu có thể sử dụng là 989 quan sát năm 2009, 956 năm 2015 và 1.013 năm 2023. Mô hình đầy đủ gộp chứa 2.958 quan sát. Cấu trúc này cung cấp đủ biến đổi để so sánh tác động trực tiếp và mô hình có điều kiện qua các giai đoạn.</w:t>
       </w:r>
     </w:p>
-    <w:bookmarkEnd w:id="36"/>
-    <w:bookmarkStart w:id="37" w:name="X4ccc2fb137c87b79d1e71cbfea6dc6e4b23640a"/>
+    <w:bookmarkEnd w:id="39"/>
+    <w:bookmarkStart w:id="40" w:name="X4ccc2fb137c87b79d1e71cbfea6dc6e4b23640a"/>
     <w:p>
       <w:pPr>
         <w:pStyle w:val="Heading3"/>
@@ -2105,8 +2144,8 @@
         <w:t xml:space="preserve">Một lưu ý về xử lý mã thiếu. Công cụ WBES mã hóa các phản hồi không biết và từ chối trả lời là -9. Nghiên cứu coi -9 là giá trị thiếu trước khi xây dựng bất kỳ chỉ số tổng hợp nào và áp dụng loại bỏ theo danh sách trên tập biến trọng tâm (lnLP, lnEmp, FirmAge, ForeignOwned, FSTS, TCI_z, DAI_z, sector1). Các mẫu phân tích kết quả là 989, 956 và 1.013 quan sát cho các năm 2009, 2015 và 2023 tương ứng; N gộp là 2.958.</w:t>
       </w:r>
     </w:p>
-    <w:bookmarkEnd w:id="37"/>
-    <w:bookmarkStart w:id="38" w:name="X8642aea1e604fb368b9205dd294c100b0dc6e7e"/>
+    <w:bookmarkEnd w:id="40"/>
+    <w:bookmarkStart w:id="41" w:name="X8642aea1e604fb368b9205dd294c100b0dc6e7e"/>
     <w:p>
       <w:pPr>
         <w:pStyle w:val="Heading3"/>
@@ -2468,8 +2507,8 @@
         </w:pict>
       </w:r>
     </w:p>
-    <w:bookmarkEnd w:id="38"/>
-    <w:bookmarkStart w:id="39" w:name="X9dd51d5385206aa95626df6ef4436b2a6840729"/>
+    <w:bookmarkEnd w:id="41"/>
+    <w:bookmarkStart w:id="42" w:name="X9dd51d5385206aa95626df6ef4436b2a6840729"/>
     <w:p>
       <w:pPr>
         <w:pStyle w:val="Heading3"/>
@@ -2555,8 +2594,8 @@
         </w:pict>
       </w:r>
     </w:p>
-    <w:bookmarkEnd w:id="39"/>
-    <w:bookmarkStart w:id="40" w:name="X51553d7a0aa06cb8598670642b9b472abf71ca4"/>
+    <w:bookmarkEnd w:id="42"/>
+    <w:bookmarkStart w:id="43" w:name="X51553d7a0aa06cb8598670642b9b472abf71ca4"/>
     <w:p>
       <w:pPr>
         <w:pStyle w:val="Heading3"/>
@@ -2588,9 +2627,9 @@
         </w:pict>
       </w:r>
     </w:p>
-    <w:bookmarkEnd w:id="40"/>
-    <w:bookmarkEnd w:id="41"/>
-    <w:bookmarkStart w:id="49" w:name="Xc1528237297c4ce8999628372a6b48494fd6214"/>
+    <w:bookmarkEnd w:id="43"/>
+    <w:bookmarkEnd w:id="44"/>
+    <w:bookmarkStart w:id="67" w:name="Xc1528237297c4ce8999628372a6b48494fd6214"/>
     <w:p>
       <w:pPr>
         <w:pStyle w:val="Heading2"/>
@@ -2614,7 +2653,7 @@
         </w:pict>
       </w:r>
     </w:p>
-    <w:bookmarkStart w:id="42" w:name="X20f2ecaf0c0bb6962fab79a83ac7cce2d90a2b3"/>
+    <w:bookmarkStart w:id="45" w:name="X20f2ecaf0c0bb6962fab79a83ac7cce2d90a2b3"/>
     <w:p>
       <w:pPr>
         <w:pStyle w:val="Heading3"/>
@@ -2686,8 +2725,8 @@
         </w:pict>
       </w:r>
     </w:p>
-    <w:bookmarkEnd w:id="42"/>
-    <w:bookmarkStart w:id="43" w:name="X24d51f9079bfffa9c55643ac39b315389bc2357"/>
+    <w:bookmarkEnd w:id="45"/>
+    <w:bookmarkStart w:id="58" w:name="X24d51f9079bfffa9c55643ac39b315389bc2357"/>
     <w:p>
       <w:pPr>
         <w:pStyle w:val="Heading3"/>
@@ -3287,7 +3326,46 @@
         <w:pStyle w:val="FirstParagraph"/>
       </w:pPr>
       <w:r>
-        <w:t xml:space="preserve">Hình 2a: Đợt 2009 — ln(năng suất lao động) dự đoán theo FSTS</w:t>
+        <w:drawing>
+          <wp:inline>
+            <wp:extent cx="5753100" cy="3835399"/>
+            <wp:effectExtent b="0" l="0" r="0" t="0"/>
+            <wp:docPr descr="Hình 2a: Đợt 2009 — ln(năng suất lao động) dự đoán theo FSTS" title="" id="47" name="Picture"/>
+            <a:graphic>
+              <a:graphicData uri="http://schemas.openxmlformats.org/drawingml/2006/picture">
+                <pic:pic>
+                  <pic:nvPicPr>
+                    <pic:cNvPr descr="figures/vietnam/figure_2a.png" id="48" name="Picture"/>
+                    <pic:cNvPicPr>
+                      <a:picLocks noChangeArrowheads="1" noChangeAspect="1"/>
+                    </pic:cNvPicPr>
+                  </pic:nvPicPr>
+                  <pic:blipFill>
+                    <a:blip r:embed="rId46"/>
+                    <a:stretch>
+                      <a:fillRect/>
+                    </a:stretch>
+                  </pic:blipFill>
+                  <pic:spPr bwMode="auto">
+                    <a:xfrm>
+                      <a:off x="0" y="0"/>
+                      <a:ext cx="5753100" cy="3835399"/>
+                    </a:xfrm>
+                    <a:prstGeom prst="rect">
+                      <a:avLst/>
+                    </a:prstGeom>
+                    <a:noFill/>
+                    <a:ln w="9525">
+                      <a:noFill/>
+                      <a:headEnd/>
+                      <a:tailEnd/>
+                    </a:ln>
+                  </pic:spPr>
+                </pic:pic>
+              </a:graphicData>
+            </a:graphic>
+          </wp:inline>
+        </w:drawing>
       </w:r>
     </w:p>
     <w:p>
@@ -3313,7 +3391,46 @@
         <w:pStyle w:val="BodyText"/>
       </w:pPr>
       <w:r>
-        <w:t xml:space="preserve">Hình 2b: Đợt 2015 — ln(năng suất lao động) dự đoán theo FSTS</w:t>
+        <w:drawing>
+          <wp:inline>
+            <wp:extent cx="5753100" cy="3835399"/>
+            <wp:effectExtent b="0" l="0" r="0" t="0"/>
+            <wp:docPr descr="Hình 2b: Đợt 2015 — ln(năng suất lao động) dự đoán theo FSTS" title="" id="50" name="Picture"/>
+            <a:graphic>
+              <a:graphicData uri="http://schemas.openxmlformats.org/drawingml/2006/picture">
+                <pic:pic>
+                  <pic:nvPicPr>
+                    <pic:cNvPr descr="figures/vietnam/figure_2b.png" id="51" name="Picture"/>
+                    <pic:cNvPicPr>
+                      <a:picLocks noChangeArrowheads="1" noChangeAspect="1"/>
+                    </pic:cNvPicPr>
+                  </pic:nvPicPr>
+                  <pic:blipFill>
+                    <a:blip r:embed="rId49"/>
+                    <a:stretch>
+                      <a:fillRect/>
+                    </a:stretch>
+                  </pic:blipFill>
+                  <pic:spPr bwMode="auto">
+                    <a:xfrm>
+                      <a:off x="0" y="0"/>
+                      <a:ext cx="5753100" cy="3835399"/>
+                    </a:xfrm>
+                    <a:prstGeom prst="rect">
+                      <a:avLst/>
+                    </a:prstGeom>
+                    <a:noFill/>
+                    <a:ln w="9525">
+                      <a:noFill/>
+                      <a:headEnd/>
+                      <a:tailEnd/>
+                    </a:ln>
+                  </pic:spPr>
+                </pic:pic>
+              </a:graphicData>
+            </a:graphic>
+          </wp:inline>
+        </w:drawing>
       </w:r>
     </w:p>
     <w:p>
@@ -3339,7 +3456,46 @@
         <w:pStyle w:val="BodyText"/>
       </w:pPr>
       <w:r>
-        <w:t xml:space="preserve">Hình 2c: Đợt 2023 — ln(năng suất lao động) dự đoán theo FSTS</w:t>
+        <w:drawing>
+          <wp:inline>
+            <wp:extent cx="5753100" cy="3835399"/>
+            <wp:effectExtent b="0" l="0" r="0" t="0"/>
+            <wp:docPr descr="Hình 2c: Đợt 2023 — ln(năng suất lao động) dự đoán theo FSTS" title="" id="53" name="Picture"/>
+            <a:graphic>
+              <a:graphicData uri="http://schemas.openxmlformats.org/drawingml/2006/picture">
+                <pic:pic>
+                  <pic:nvPicPr>
+                    <pic:cNvPr descr="figures/vietnam/figure_2c.png" id="54" name="Picture"/>
+                    <pic:cNvPicPr>
+                      <a:picLocks noChangeArrowheads="1" noChangeAspect="1"/>
+                    </pic:cNvPicPr>
+                  </pic:nvPicPr>
+                  <pic:blipFill>
+                    <a:blip r:embed="rId52"/>
+                    <a:stretch>
+                      <a:fillRect/>
+                    </a:stretch>
+                  </pic:blipFill>
+                  <pic:spPr bwMode="auto">
+                    <a:xfrm>
+                      <a:off x="0" y="0"/>
+                      <a:ext cx="5753100" cy="3835399"/>
+                    </a:xfrm>
+                    <a:prstGeom prst="rect">
+                      <a:avLst/>
+                    </a:prstGeom>
+                    <a:noFill/>
+                    <a:ln w="9525">
+                      <a:noFill/>
+                      <a:headEnd/>
+                      <a:tailEnd/>
+                    </a:ln>
+                  </pic:spPr>
+                </pic:pic>
+              </a:graphicData>
+            </a:graphic>
+          </wp:inline>
+        </w:drawing>
       </w:r>
     </w:p>
     <w:p>
@@ -3365,7 +3521,46 @@
         <w:pStyle w:val="BodyText"/>
       </w:pPr>
       <w:r>
-        <w:t xml:space="preserve">Hình 2d: Gộp (2009+2015+2023) — ln(năng suất lao động) dự đoán theo FSTS</w:t>
+        <w:drawing>
+          <wp:inline>
+            <wp:extent cx="5753100" cy="3835399"/>
+            <wp:effectExtent b="0" l="0" r="0" t="0"/>
+            <wp:docPr descr="Hình 2d: Gộp (2009+2015+2023) — ln(năng suất lao động) dự đoán theo FSTS" title="" id="56" name="Picture"/>
+            <a:graphic>
+              <a:graphicData uri="http://schemas.openxmlformats.org/drawingml/2006/picture">
+                <pic:pic>
+                  <pic:nvPicPr>
+                    <pic:cNvPr descr="figures/vietnam/figure_2d.png" id="57" name="Picture"/>
+                    <pic:cNvPicPr>
+                      <a:picLocks noChangeArrowheads="1" noChangeAspect="1"/>
+                    </pic:cNvPicPr>
+                  </pic:nvPicPr>
+                  <pic:blipFill>
+                    <a:blip r:embed="rId55"/>
+                    <a:stretch>
+                      <a:fillRect/>
+                    </a:stretch>
+                  </pic:blipFill>
+                  <pic:spPr bwMode="auto">
+                    <a:xfrm>
+                      <a:off x="0" y="0"/>
+                      <a:ext cx="5753100" cy="3835399"/>
+                    </a:xfrm>
+                    <a:prstGeom prst="rect">
+                      <a:avLst/>
+                    </a:prstGeom>
+                    <a:noFill/>
+                    <a:ln w="9525">
+                      <a:noFill/>
+                      <a:headEnd/>
+                      <a:tailEnd/>
+                    </a:ln>
+                  </pic:spPr>
+                </pic:pic>
+              </a:graphicData>
+            </a:graphic>
+          </wp:inline>
+        </w:drawing>
       </w:r>
     </w:p>
     <w:p>
@@ -3393,8 +3588,8 @@
         </w:pict>
       </w:r>
     </w:p>
-    <w:bookmarkEnd w:id="43"/>
-    <w:bookmarkStart w:id="44" w:name="X78d4c366d6bfb1572651ffbbe35fe9d8afd2d69"/>
+    <w:bookmarkEnd w:id="58"/>
+    <w:bookmarkStart w:id="62" w:name="X78d4c366d6bfb1572651ffbbe35fe9d8afd2d69"/>
     <w:p>
       <w:pPr>
         <w:pStyle w:val="Heading3"/>
@@ -3455,7 +3650,46 @@
         <w:pStyle w:val="FirstParagraph"/>
       </w:pPr>
       <w:r>
-        <w:t xml:space="preserve">Hình 3: Hiệu ứng biên biến điều tiết — tương tác TCI và DAI với FSTS (Việt Nam)</w:t>
+        <w:drawing>
+          <wp:inline>
+            <wp:extent cx="5753100" cy="2401293"/>
+            <wp:effectExtent b="0" l="0" r="0" t="0"/>
+            <wp:docPr descr="Hình 3: Hiệu ứng biên biến điều tiết — tương tác TCI và DAI với FSTS (Việt Nam)" title="" id="60" name="Picture"/>
+            <a:graphic>
+              <a:graphicData uri="http://schemas.openxmlformats.org/drawingml/2006/picture">
+                <pic:pic>
+                  <pic:nvPicPr>
+                    <pic:cNvPr descr="figures/vietnam/figure_3_moderator_marginals.png" id="61" name="Picture"/>
+                    <pic:cNvPicPr>
+                      <a:picLocks noChangeArrowheads="1" noChangeAspect="1"/>
+                    </pic:cNvPicPr>
+                  </pic:nvPicPr>
+                  <pic:blipFill>
+                    <a:blip r:embed="rId59"/>
+                    <a:stretch>
+                      <a:fillRect/>
+                    </a:stretch>
+                  </pic:blipFill>
+                  <pic:spPr bwMode="auto">
+                    <a:xfrm>
+                      <a:off x="0" y="0"/>
+                      <a:ext cx="5753100" cy="2401293"/>
+                    </a:xfrm>
+                    <a:prstGeom prst="rect">
+                      <a:avLst/>
+                    </a:prstGeom>
+                    <a:noFill/>
+                    <a:ln w="9525">
+                      <a:noFill/>
+                      <a:headEnd/>
+                      <a:tailEnd/>
+                    </a:ln>
+                  </pic:spPr>
+                </pic:pic>
+              </a:graphicData>
+            </a:graphic>
+          </wp:inline>
+        </w:drawing>
       </w:r>
     </w:p>
     <w:p>
@@ -3483,8 +3717,8 @@
         </w:pict>
       </w:r>
     </w:p>
-    <w:bookmarkEnd w:id="44"/>
-    <w:bookmarkStart w:id="45" w:name="Xc345212fe10d5c110c9395d388dab8b2027428e"/>
+    <w:bookmarkEnd w:id="62"/>
+    <w:bookmarkStart w:id="63" w:name="Xc345212fe10d5c110c9395d388dab8b2027428e"/>
     <w:p>
       <w:pPr>
         <w:pStyle w:val="Heading3"/>
@@ -3524,8 +3758,8 @@
         </w:pict>
       </w:r>
     </w:p>
-    <w:bookmarkEnd w:id="45"/>
-    <w:bookmarkStart w:id="48" w:name="X962cc121588f17586cf99031ffe1a2d08c3af00"/>
+    <w:bookmarkEnd w:id="63"/>
+    <w:bookmarkStart w:id="66" w:name="X962cc121588f17586cf99031ffe1a2d08c3af00"/>
     <w:p>
       <w:pPr>
         <w:pStyle w:val="Heading3"/>
@@ -3663,7 +3897,7 @@
         </w:pict>
       </w:r>
     </w:p>
-    <w:bookmarkStart w:id="47" w:name="Xa58d13a0477d0a5bc4896adf1066aabf06f5711"/>
+    <w:bookmarkStart w:id="65" w:name="Xa58d13a0477d0a5bc4896adf1066aabf06f5711"/>
     <w:p>
       <w:pPr>
         <w:pStyle w:val="Heading4"/>
@@ -15631,7 +15865,7 @@
       <w:r>
         <w:t xml:space="preserve"> </w:t>
       </w:r>
-      <w:hyperlink r:id="rId46">
+      <w:hyperlink r:id="rId64">
         <w:r>
           <w:rPr>
             <w:rStyle w:val="Hyperlink"/>
@@ -15653,10 +15887,10 @@
         </w:pict>
       </w:r>
     </w:p>
-    <w:bookmarkEnd w:id="47"/>
-    <w:bookmarkEnd w:id="48"/>
-    <w:bookmarkEnd w:id="49"/>
-    <w:bookmarkStart w:id="50" w:name="Xa1b97d519a231d0b31e091bc3ea057ecc55df4b"/>
+    <w:bookmarkEnd w:id="65"/>
+    <w:bookmarkEnd w:id="66"/>
+    <w:bookmarkEnd w:id="67"/>
+    <w:bookmarkStart w:id="68" w:name="Xa1b97d519a231d0b31e091bc3ea057ecc55df4b"/>
     <w:p>
       <w:pPr>
         <w:pStyle w:val="Heading2"/>
@@ -19164,7 +19398,7 @@
       <w:r>
         <w:t xml:space="preserve"> </w:t>
       </w:r>
-      <w:hyperlink r:id="rId46">
+      <w:hyperlink r:id="rId64">
         <w:r>
           <w:rPr>
             <w:rStyle w:val="Hyperlink"/>
@@ -19867,8 +20101,8 @@
         </w:pict>
       </w:r>
     </w:p>
-    <w:bookmarkEnd w:id="50"/>
-    <w:bookmarkStart w:id="56" w:name="X3923f9545aa9c992e02ccb4472a40e02686b4e2"/>
+    <w:bookmarkEnd w:id="68"/>
+    <w:bookmarkStart w:id="74" w:name="X3923f9545aa9c992e02ccb4472a40e02686b4e2"/>
     <w:p>
       <w:pPr>
         <w:pStyle w:val="Heading2"/>
@@ -19901,7 +20135,7 @@
         <w:t xml:space="preserve">Phát hiện về hình chữ U ngược có thể tái tạo tại FSTS ≈ 39–46% ở Việt Nam — bất chấp sự hoài nghi liên quốc gia do Pisani, Garcia-Bernardo, và Heemskerk (2020, SMJ) nêu ra — nhất quán với quan điểm rằng bối cảnh thể chế đơn quốc gia vẫn duy trì tính không đồng nhất về dạng hàm số mà các mẫu đa quốc gia gộp lại che khuất thông qua tổng hợp. Cơ chế nhánh đi lên nhận được xác nhận độc lập từ bằng chứng bảng cấp độ doanh nghiệp được khớp nối theo hải quan: các doanh nghiệp Việt Nam hấp thụ cú sốc cầu dương từ Mỹ trong giai đoạn 2018–2020 đã mở rộng xuất khẩu sang cả điểm đến Mỹ và không phải Mỹ, đồng thời ghi nhận mức tăng tương xứng về năng suất lao động — với việc mở rộng xuất khẩu do cầu dẫn dắt giải thích 68,5% mức tăng tỷ lệ giá trị gia tăng nội địa quan sát được trong cùng giai đoạn (Agarwal, Barattieri, &amp; Mattoo, 2026). Sự xác nhận này củng cố cách diễn giải rằng cường độ xuất khẩu ở mức vừa phải tạo ra lợi ích năng suất lao động thực sự cho các doanh nghiệp Việt Nam — không phải chỉ là tạo tác thành phần do sự lựa chọn dương vào xuất khẩu.</w:t>
       </w:r>
     </w:p>
-    <w:bookmarkStart w:id="51" w:name="Xe5125b4e2895dce81c20fe2e7b2ed2683896f9b"/>
+    <w:bookmarkStart w:id="69" w:name="Xe5125b4e2895dce81c20fe2e7b2ed2683896f9b"/>
     <w:p>
       <w:pPr>
         <w:pStyle w:val="Heading3"/>
@@ -19942,8 +20176,8 @@
         <w:t xml:space="preserve">Cách diễn giải này giúp hòa giải sự đồng tồn tại của tác động gộp dương và kết quả không đồng đều theo đợt sóng. Mô hình gộp nắm bắt xu hướng trung bình rằng năng lực mạnh hơn liên kết với hiệu quả hoạt động tốt hơn. Các mô hình theo đợt sóng cho thấy xu hướng này không mạnh như nhau trong mọi giai đoạn. Do đó, giá trị của năng lực số phụ thuộc vào vị trí của doanh nghiệp trong quỹ đạo rộng lớn hơn của quốc tế hóa và chuyển đổi, như được nắm bắt trong các ảnh chụp mặt cắt chéo lặp lại thay vì các hồ sơ dọc nội bộ doanh nghiệp.</w:t>
       </w:r>
     </w:p>
-    <w:bookmarkEnd w:id="51"/>
-    <w:bookmarkStart w:id="52" w:name="X37431355738fa92fbb75b2a0946e6f5e8ba1a64"/>
+    <w:bookmarkEnd w:id="69"/>
+    <w:bookmarkStart w:id="70" w:name="X37431355738fa92fbb75b2a0946e6f5e8ba1a64"/>
     <w:p>
       <w:pPr>
         <w:pStyle w:val="Heading3"/>
@@ -19992,8 +20226,8 @@
         <w:t xml:space="preserve">Sự khác biệt giữa TCI và DAI quan trọng vì hai construct không hoạt động giống nhau qua các giai đoạn hoặc dưới các chiến lược nhận diện khác nhau. TCI_z hoạt động như một năng lực công nghệ / chuẩn mực nước ngoài vững mà mối liên kết năng suất của nó tồn tại qua cả PSM và 2SLS. DAI_z hoạt động như một dấu hiệu nhạy cảm với ngữ cảnh mà mối liên kết năng suất của nó được ghi nhận dưới so sánh khớp nối nhưng không dưới biến thể công cụ ngoại sinh. Điều này ủng hộ một cách tiếp cận cẩn thận hơn đối với số hóa trong nghiên cứu kinh doanh quốc tế — cách tiếp cận phân biệt giữa số hóa nền tảng cơ bản (dễ bị ô nhiễm bởi lựa chọn trên các quan sát) và chiều sâu công nghệ rộng hơn (vững hơn dưới nhận diện) — thay vì thu gọn chúng vào một nhãn đơn nhất.</w:t>
       </w:r>
     </w:p>
-    <w:bookmarkEnd w:id="52"/>
-    <w:bookmarkStart w:id="53" w:name="Xd2dae2bd49295d1aebf720d5fef366b483b64cf"/>
+    <w:bookmarkEnd w:id="70"/>
+    <w:bookmarkStart w:id="71" w:name="Xd2dae2bd49295d1aebf720d5fef366b483b64cf"/>
     <w:p>
       <w:pPr>
         <w:pStyle w:val="Heading3"/>
@@ -20074,8 +20308,8 @@
         <w:t xml:space="preserve">Thay vì coi đợt sóng này là một sự bất thường, hữu ích hơn khi diễn giải nó như bằng chứng về tính không đồng nhất theo đợt sóng nhất quán với tình huống giai đoạn. Sự sụt giảm cho thấy tại sao chỉ các trung bình gộp là không đủ. Nếu không có phân tích theo đợt sóng, người ta sẽ bỏ lỡ khả năng rằng lợi ích năng lực tạm thời nén lại hoặc mờ dần trước khi tái xuất hiện trong giai đoạn sau — ngay cả khi các tham số độ cong của bản thân mối quan hệ I–P vẫn không thể phân biệt về mặt thống kê qua các đợt sóng.</w:t>
       </w:r>
     </w:p>
-    <w:bookmarkEnd w:id="53"/>
-    <w:bookmarkStart w:id="54" w:name="Xc270014993554c80e704120471fad27309d187d"/>
+    <w:bookmarkEnd w:id="71"/>
+    <w:bookmarkStart w:id="72" w:name="Xc270014993554c80e704120471fad27309d187d"/>
     <w:p>
       <w:pPr>
         <w:pStyle w:val="Heading3"/>
@@ -20188,8 +20422,8 @@
         <w:t xml:space="preserve">Hai nguyên tắc xuyên suốt nổi lên. Thứ nhất, các nhà quản lý nên tránh đồng nhất áp dụng số cơ bản với năng lực công nghệ sâu hơn — hai construct không hoạt động giống nhau qua các giai đoạn hoặc dưới ước lượng vững về nhận diện, và chi phí vốn cho Tầng 1 số không thay thế cho các đầu tư vào công nghệ nước ngoài, chuẩn mực và tích hợp quy trình mà kênh TCI phản ánh. Thứ hai, các quyết định phân bổ nên được định giai đoạn theo các ngưỡng được nhận diện theo thực nghiệm thay vì theo các quy định chuyển đổi số chung: đầu tư vào sự hiện diện Tầng 1 gia tăng ở cường độ xuất khẩu cao có thể hấp thụ vốn khan hiếm với lợi nhuận năng suất hạn chế, trong khi đầu tư vào năng lực kênh TCI quanh dải 39–46% tương ứng với nơi bằng chứng qua đợt sóng nhất quán nhất với tác động tăng cường năng suất. Khung có điều kiện ngưỡng dịch các phát hiện về hàm bậc thang và bão hòa Tầng 1 thành hướng dẫn phân bổ có thể hành động mà không thổi phồng địa vị nhân quả của các hệ số mặt cắt chéo.</w:t>
       </w:r>
     </w:p>
-    <w:bookmarkEnd w:id="54"/>
-    <w:bookmarkStart w:id="55" w:name="X2e1b23f57ce5a7f32ef434c773aa0f33ad95aec"/>
+    <w:bookmarkEnd w:id="72"/>
+    <w:bookmarkStart w:id="73" w:name="X2e1b23f57ce5a7f32ef434c773aa0f33ad95aec"/>
     <w:p>
       <w:pPr>
         <w:pStyle w:val="Heading3"/>
@@ -20261,9 +20495,9 @@
         </w:pict>
       </w:r>
     </w:p>
-    <w:bookmarkEnd w:id="55"/>
-    <w:bookmarkEnd w:id="56"/>
-    <w:bookmarkStart w:id="57" w:name="X9fd066be02884da86701db9f2704b342602e3e7"/>
+    <w:bookmarkEnd w:id="73"/>
+    <w:bookmarkEnd w:id="74"/>
+    <w:bookmarkStart w:id="75" w:name="X9fd066be02884da86701db9f2704b342602e3e7"/>
     <w:p>
       <w:pPr>
         <w:pStyle w:val="Heading2"/>
@@ -20377,8 +20611,8 @@
         </w:pict>
       </w:r>
     </w:p>
-    <w:bookmarkEnd w:id="57"/>
-    <w:bookmarkStart w:id="58" w:name="X1f9d67da4cff2359f332166e5b547113791cb62"/>
+    <w:bookmarkEnd w:id="75"/>
+    <w:bookmarkStart w:id="76" w:name="X1f9d67da4cff2359f332166e5b547113791cb62"/>
     <w:p>
       <w:pPr>
         <w:pStyle w:val="Heading2"/>
@@ -20418,8 +20652,8 @@
         </w:pict>
       </w:r>
     </w:p>
-    <w:bookmarkEnd w:id="58"/>
-    <w:bookmarkStart w:id="59" w:name="xung-đột-lợi-ích"/>
+    <w:bookmarkEnd w:id="76"/>
+    <w:bookmarkStart w:id="77" w:name="xung-đột-lợi-ích"/>
     <w:p>
       <w:pPr>
         <w:pStyle w:val="Heading2"/>
@@ -20436,8 +20670,8 @@
         <w:t xml:space="preserve">Các tác giả tuyên bố không có xung đột lợi ích.</w:t>
       </w:r>
     </w:p>
-    <w:bookmarkEnd w:id="59"/>
-    <w:bookmarkStart w:id="60" w:name="tài-trợ"/>
+    <w:bookmarkEnd w:id="77"/>
+    <w:bookmarkStart w:id="78" w:name="tài-trợ"/>
     <w:p>
       <w:pPr>
         <w:pStyle w:val="Heading2"/>
@@ -20454,8 +20688,8 @@
         <w:t xml:space="preserve">Nghiên cứu này không nhận được tài trợ cụ thể từ bất kỳ cơ quan tài trợ nào trong khu vực công, thương mại hoặc phi lợi nhuận.</w:t>
       </w:r>
     </w:p>
-    <w:bookmarkEnd w:id="60"/>
-    <w:bookmarkStart w:id="61" w:name="tuyên-bố-về-tính-sẵn-có-của-dữ-liệu"/>
+    <w:bookmarkEnd w:id="78"/>
+    <w:bookmarkStart w:id="79" w:name="tuyên-bố-về-tính-sẵn-có-của-dữ-liệu"/>
     <w:p>
       <w:pPr>
         <w:pStyle w:val="Heading2"/>
@@ -20472,8 +20706,8 @@
         <w:t xml:space="preserve">Dữ liệu hỗ trợ các phát hiện của nghiên cứu này là từ World Bank Enterprise Surveys (WBES) và có thể truy cập từ cổng thông tin World Bank Enterprise Surveys, tùy thuộc vào việc đăng ký và tuân thủ Giao thức Truy cập Dữ liệu của World Bank Enterprise Surveys. Do giao thức hạn chế phân phối lại các tệp .dta gốc cho các bên thứ ba, các tác giả không phân phối lại các tệp khảo sát thô. Tài liệu tái lập, bao gồm chi tiết xây dựng biến, đặc tả mô hình và đầu ra tính toán, có thể được cung cấp từ các tác giả theo yêu cầu hợp lý và có thể được chia sẻ trong phạm vi cho phép của các điều khoản truy cập dữ liệu.</w:t>
       </w:r>
     </w:p>
-    <w:bookmarkEnd w:id="61"/>
-    <w:bookmarkStart w:id="62" w:name="sử-dụng-ai-tạo-sinh-trong-quá-trình-viết"/>
+    <w:bookmarkEnd w:id="79"/>
+    <w:bookmarkStart w:id="80" w:name="sử-dụng-ai-tạo-sinh-trong-quá-trình-viết"/>
     <w:p>
       <w:pPr>
         <w:pStyle w:val="Heading2"/>
@@ -20490,8 +20724,8 @@
         <w:t xml:space="preserve">Các công cụ AI tạo sinh đã được sử dụng trong quá trình chuẩn bị bản thảo để hỗ trợ chỉnh sửa ngôn ngữ, đề xuất cấu trúc và tập hợp tài liệu gói tái lập. Tất cả khung khái niệm, phát triển giả thuyết, phân tích thực nghiệm, diễn giải kết quả và diễn đạt cuối cùng đều do các tác giả là con người thực hiện — những người chịu trách nhiệm hoàn toàn về nội dung của bài báo.</w:t>
       </w:r>
     </w:p>
-    <w:bookmarkEnd w:id="62"/>
-    <w:bookmarkStart w:id="63" w:name="lời-cảm-ơn"/>
+    <w:bookmarkEnd w:id="80"/>
+    <w:bookmarkStart w:id="81" w:name="lời-cảm-ơn"/>
     <w:p>
       <w:pPr>
         <w:pStyle w:val="Heading2"/>
@@ -20508,8 +20742,8 @@
         <w:t xml:space="preserve">Nghiên cứu này ghi nhận sự hỗ trợ của Đơn vị Phân tích Doanh nghiệp thuộc Nhóm Chỉ số Toàn cầu Kinh tế Phát triển của World Bank về dữ liệu. Cơ quan thu thập dữ liệu gốc, nhà phân phối được ủy quyền và cơ quan tài trợ có liên quan không chịu trách nhiệm về việc sử dụng dữ liệu hoặc các diễn giải dựa trên việc sử dụng đó. Các phát hiện, diễn giải và kết luận được trình bày trong bài báo này là của các tác giả và không nhất thiết đại diện cho quan điểm của World Bank Group, Ban Giám đốc Điều hành của tổ chức này, hoặc các chính phủ mà họ đại diện. Các tác giả không nhận được tài trợ cụ thể từ bất kỳ cơ quan tài trợ nào trong khu vực công, thương mại hoặc phi lợi nhuận. Gói tái lập đi kèm bản thảo này được phát triển để hỗ trợ tính minh bạch về phương pháp luận và khả năng tái tạo tính toán.</w:t>
       </w:r>
     </w:p>
-    <w:bookmarkEnd w:id="63"/>
-    <w:bookmarkStart w:id="64" w:name="tài-liệu-bổ-sung"/>
+    <w:bookmarkEnd w:id="81"/>
+    <w:bookmarkStart w:id="82" w:name="tài-liệu-bổ-sung"/>
     <w:p>
       <w:pPr>
         <w:pStyle w:val="Heading2"/>
@@ -20700,8 +20934,8 @@
         </w:pict>
       </w:r>
     </w:p>
-    <w:bookmarkEnd w:id="64"/>
-    <w:bookmarkStart w:id="114" w:name="tài-liệu-tham-khảo"/>
+    <w:bookmarkEnd w:id="82"/>
+    <w:bookmarkStart w:id="132" w:name="tài-liệu-tham-khảo"/>
     <w:p>
       <w:pPr>
         <w:pStyle w:val="Heading2"/>
@@ -20745,7 +20979,7 @@
       <w:r>
         <w:t xml:space="preserve"> </w:t>
       </w:r>
-      <w:hyperlink r:id="rId65">
+      <w:hyperlink r:id="rId83">
         <w:r>
           <w:rPr>
             <w:rStyle w:val="Hyperlink"/>
@@ -20777,7 +21011,7 @@
       <w:r>
         <w:t xml:space="preserve"> </w:t>
       </w:r>
-      <w:hyperlink r:id="rId66">
+      <w:hyperlink r:id="rId84">
         <w:r>
           <w:rPr>
             <w:rStyle w:val="Hyperlink"/>
@@ -20809,7 +21043,7 @@
       <w:r>
         <w:t xml:space="preserve"> </w:t>
       </w:r>
-      <w:hyperlink r:id="rId67">
+      <w:hyperlink r:id="rId85">
         <w:r>
           <w:rPr>
             <w:rStyle w:val="Hyperlink"/>
@@ -20841,7 +21075,7 @@
       <w:r>
         <w:t xml:space="preserve"> </w:t>
       </w:r>
-      <w:hyperlink r:id="rId68">
+      <w:hyperlink r:id="rId86">
         <w:r>
           <w:rPr>
             <w:rStyle w:val="Hyperlink"/>
@@ -20873,7 +21107,7 @@
       <w:r>
         <w:t xml:space="preserve"> </w:t>
       </w:r>
-      <w:hyperlink r:id="rId69">
+      <w:hyperlink r:id="rId87">
         <w:r>
           <w:rPr>
             <w:rStyle w:val="Hyperlink"/>
@@ -20905,7 +21139,7 @@
       <w:r>
         <w:t xml:space="preserve"> </w:t>
       </w:r>
-      <w:hyperlink r:id="rId70">
+      <w:hyperlink r:id="rId88">
         <w:r>
           <w:rPr>
             <w:rStyle w:val="Hyperlink"/>
@@ -20937,7 +21171,7 @@
       <w:r>
         <w:t xml:space="preserve"> </w:t>
       </w:r>
-      <w:hyperlink r:id="rId71">
+      <w:hyperlink r:id="rId89">
         <w:r>
           <w:rPr>
             <w:rStyle w:val="Hyperlink"/>
@@ -20969,7 +21203,7 @@
       <w:r>
         <w:t xml:space="preserve"> </w:t>
       </w:r>
-      <w:hyperlink r:id="rId72">
+      <w:hyperlink r:id="rId90">
         <w:r>
           <w:rPr>
             <w:rStyle w:val="Hyperlink"/>
@@ -21001,7 +21235,7 @@
       <w:r>
         <w:t xml:space="preserve"> </w:t>
       </w:r>
-      <w:hyperlink r:id="rId73">
+      <w:hyperlink r:id="rId91">
         <w:r>
           <w:rPr>
             <w:rStyle w:val="Hyperlink"/>
@@ -21033,7 +21267,7 @@
       <w:r>
         <w:t xml:space="preserve"> </w:t>
       </w:r>
-      <w:hyperlink r:id="rId74">
+      <w:hyperlink r:id="rId92">
         <w:r>
           <w:rPr>
             <w:rStyle w:val="Hyperlink"/>
@@ -21065,7 +21299,7 @@
       <w:r>
         <w:t xml:space="preserve"> </w:t>
       </w:r>
-      <w:hyperlink r:id="rId75">
+      <w:hyperlink r:id="rId93">
         <w:r>
           <w:rPr>
             <w:rStyle w:val="Hyperlink"/>
@@ -21097,7 +21331,7 @@
       <w:r>
         <w:t xml:space="preserve"> </w:t>
       </w:r>
-      <w:hyperlink r:id="rId76">
+      <w:hyperlink r:id="rId94">
         <w:r>
           <w:rPr>
             <w:rStyle w:val="Hyperlink"/>
@@ -21129,7 +21363,7 @@
       <w:r>
         <w:t xml:space="preserve"> </w:t>
       </w:r>
-      <w:hyperlink r:id="rId77">
+      <w:hyperlink r:id="rId95">
         <w:r>
           <w:rPr>
             <w:rStyle w:val="Hyperlink"/>
@@ -21161,7 +21395,7 @@
       <w:r>
         <w:t xml:space="preserve"> </w:t>
       </w:r>
-      <w:hyperlink r:id="rId78">
+      <w:hyperlink r:id="rId96">
         <w:r>
           <w:rPr>
             <w:rStyle w:val="Hyperlink"/>
@@ -21193,7 +21427,7 @@
       <w:r>
         <w:t xml:space="preserve"> </w:t>
       </w:r>
-      <w:hyperlink r:id="rId79">
+      <w:hyperlink r:id="rId97">
         <w:r>
           <w:rPr>
             <w:rStyle w:val="Hyperlink"/>
@@ -21225,7 +21459,7 @@
       <w:r>
         <w:t xml:space="preserve"> </w:t>
       </w:r>
-      <w:hyperlink r:id="rId80">
+      <w:hyperlink r:id="rId98">
         <w:r>
           <w:rPr>
             <w:rStyle w:val="Hyperlink"/>
@@ -21257,7 +21491,7 @@
       <w:r>
         <w:t xml:space="preserve"> </w:t>
       </w:r>
-      <w:hyperlink r:id="rId81">
+      <w:hyperlink r:id="rId99">
         <w:r>
           <w:rPr>
             <w:rStyle w:val="Hyperlink"/>
@@ -21289,7 +21523,7 @@
       <w:r>
         <w:t xml:space="preserve"> </w:t>
       </w:r>
-      <w:hyperlink r:id="rId82">
+      <w:hyperlink r:id="rId100">
         <w:r>
           <w:rPr>
             <w:rStyle w:val="Hyperlink"/>
@@ -21321,7 +21555,7 @@
       <w:r>
         <w:t xml:space="preserve"> </w:t>
       </w:r>
-      <w:hyperlink r:id="rId83">
+      <w:hyperlink r:id="rId101">
         <w:r>
           <w:rPr>
             <w:rStyle w:val="Hyperlink"/>
@@ -21356,7 +21590,7 @@
       <w:r>
         <w:t xml:space="preserve"> </w:t>
       </w:r>
-      <w:hyperlink r:id="rId84">
+      <w:hyperlink r:id="rId102">
         <w:r>
           <w:rPr>
             <w:rStyle w:val="Hyperlink"/>
@@ -21388,7 +21622,7 @@
       <w:r>
         <w:t xml:space="preserve"> </w:t>
       </w:r>
-      <w:hyperlink r:id="rId85">
+      <w:hyperlink r:id="rId103">
         <w:r>
           <w:rPr>
             <w:rStyle w:val="Hyperlink"/>
@@ -21420,7 +21654,7 @@
       <w:r>
         <w:t xml:space="preserve"> </w:t>
       </w:r>
-      <w:hyperlink r:id="rId86">
+      <w:hyperlink r:id="rId104">
         <w:r>
           <w:rPr>
             <w:rStyle w:val="Hyperlink"/>
@@ -21452,7 +21686,7 @@
       <w:r>
         <w:t xml:space="preserve"> </w:t>
       </w:r>
-      <w:hyperlink r:id="rId87">
+      <w:hyperlink r:id="rId105">
         <w:r>
           <w:rPr>
             <w:rStyle w:val="Hyperlink"/>
@@ -21484,7 +21718,7 @@
       <w:r>
         <w:t xml:space="preserve"> </w:t>
       </w:r>
-      <w:hyperlink r:id="rId88">
+      <w:hyperlink r:id="rId106">
         <w:r>
           <w:rPr>
             <w:rStyle w:val="Hyperlink"/>
@@ -21516,7 +21750,7 @@
       <w:r>
         <w:t xml:space="preserve"> </w:t>
       </w:r>
-      <w:hyperlink r:id="rId89">
+      <w:hyperlink r:id="rId107">
         <w:r>
           <w:rPr>
             <w:rStyle w:val="Hyperlink"/>
@@ -21548,7 +21782,7 @@
       <w:r>
         <w:t xml:space="preserve"> </w:t>
       </w:r>
-      <w:hyperlink r:id="rId90">
+      <w:hyperlink r:id="rId108">
         <w:r>
           <w:rPr>
             <w:rStyle w:val="Hyperlink"/>
@@ -21580,7 +21814,7 @@
       <w:r>
         <w:t xml:space="preserve"> </w:t>
       </w:r>
-      <w:hyperlink r:id="rId91">
+      <w:hyperlink r:id="rId109">
         <w:r>
           <w:rPr>
             <w:rStyle w:val="Hyperlink"/>
@@ -21612,7 +21846,7 @@
       <w:r>
         <w:t xml:space="preserve"> </w:t>
       </w:r>
-      <w:hyperlink r:id="rId92">
+      <w:hyperlink r:id="rId110">
         <w:r>
           <w:rPr>
             <w:rStyle w:val="Hyperlink"/>
@@ -21644,7 +21878,7 @@
       <w:r>
         <w:t xml:space="preserve"> </w:t>
       </w:r>
-      <w:hyperlink r:id="rId93">
+      <w:hyperlink r:id="rId111">
         <w:r>
           <w:rPr>
             <w:rStyle w:val="Hyperlink"/>
@@ -21676,7 +21910,7 @@
       <w:r>
         <w:t xml:space="preserve"> </w:t>
       </w:r>
-      <w:hyperlink r:id="rId94">
+      <w:hyperlink r:id="rId112">
         <w:r>
           <w:rPr>
             <w:rStyle w:val="Hyperlink"/>
@@ -21708,7 +21942,7 @@
       <w:r>
         <w:t xml:space="preserve"> </w:t>
       </w:r>
-      <w:hyperlink r:id="rId95">
+      <w:hyperlink r:id="rId113">
         <w:r>
           <w:rPr>
             <w:rStyle w:val="Hyperlink"/>
@@ -21743,7 +21977,7 @@
       <w:r>
         <w:t xml:space="preserve"> </w:t>
       </w:r>
-      <w:hyperlink r:id="rId96">
+      <w:hyperlink r:id="rId114">
         <w:r>
           <w:rPr>
             <w:rStyle w:val="Hyperlink"/>
@@ -21775,7 +22009,7 @@
       <w:r>
         <w:t xml:space="preserve"> </w:t>
       </w:r>
-      <w:hyperlink r:id="rId97">
+      <w:hyperlink r:id="rId115">
         <w:r>
           <w:rPr>
             <w:rStyle w:val="Hyperlink"/>
@@ -21807,7 +22041,7 @@
       <w:r>
         <w:t xml:space="preserve"> </w:t>
       </w:r>
-      <w:hyperlink r:id="rId98">
+      <w:hyperlink r:id="rId116">
         <w:r>
           <w:rPr>
             <w:rStyle w:val="Hyperlink"/>
@@ -21839,7 +22073,7 @@
       <w:r>
         <w:t xml:space="preserve"> </w:t>
       </w:r>
-      <w:hyperlink r:id="rId99">
+      <w:hyperlink r:id="rId117">
         <w:r>
           <w:rPr>
             <w:rStyle w:val="Hyperlink"/>
@@ -21871,7 +22105,7 @@
       <w:r>
         <w:t xml:space="preserve"> </w:t>
       </w:r>
-      <w:hyperlink r:id="rId100">
+      <w:hyperlink r:id="rId118">
         <w:r>
           <w:rPr>
             <w:rStyle w:val="Hyperlink"/>
@@ -21903,7 +22137,7 @@
       <w:r>
         <w:t xml:space="preserve"> </w:t>
       </w:r>
-      <w:hyperlink r:id="rId101">
+      <w:hyperlink r:id="rId119">
         <w:r>
           <w:rPr>
             <w:rStyle w:val="Hyperlink"/>
@@ -21935,7 +22169,7 @@
       <w:r>
         <w:t xml:space="preserve"> </w:t>
       </w:r>
-      <w:hyperlink r:id="rId102">
+      <w:hyperlink r:id="rId120">
         <w:r>
           <w:rPr>
             <w:rStyle w:val="Hyperlink"/>
@@ -21967,7 +22201,7 @@
       <w:r>
         <w:t xml:space="preserve"> </w:t>
       </w:r>
-      <w:hyperlink r:id="rId103">
+      <w:hyperlink r:id="rId121">
         <w:r>
           <w:rPr>
             <w:rStyle w:val="Hyperlink"/>
@@ -21999,7 +22233,7 @@
       <w:r>
         <w:t xml:space="preserve"> </w:t>
       </w:r>
-      <w:hyperlink r:id="rId104">
+      <w:hyperlink r:id="rId122">
         <w:r>
           <w:rPr>
             <w:rStyle w:val="Hyperlink"/>
@@ -22031,7 +22265,7 @@
       <w:r>
         <w:t xml:space="preserve"> </w:t>
       </w:r>
-      <w:hyperlink r:id="rId105">
+      <w:hyperlink r:id="rId123">
         <w:r>
           <w:rPr>
             <w:rStyle w:val="Hyperlink"/>
@@ -22063,7 +22297,7 @@
       <w:r>
         <w:t xml:space="preserve"> </w:t>
       </w:r>
-      <w:hyperlink r:id="rId106">
+      <w:hyperlink r:id="rId124">
         <w:r>
           <w:rPr>
             <w:rStyle w:val="Hyperlink"/>
@@ -22095,7 +22329,7 @@
       <w:r>
         <w:t xml:space="preserve"> </w:t>
       </w:r>
-      <w:hyperlink r:id="rId107">
+      <w:hyperlink r:id="rId125">
         <w:r>
           <w:rPr>
             <w:rStyle w:val="Hyperlink"/>
@@ -22148,7 +22382,7 @@
       <w:r>
         <w:t xml:space="preserve"> </w:t>
       </w:r>
-      <w:hyperlink r:id="rId108">
+      <w:hyperlink r:id="rId126">
         <w:r>
           <w:rPr>
             <w:rStyle w:val="Hyperlink"/>
@@ -22204,7 +22438,7 @@
       <w:r>
         <w:t xml:space="preserve"> </w:t>
       </w:r>
-      <w:hyperlink r:id="rId109">
+      <w:hyperlink r:id="rId127">
         <w:r>
           <w:rPr>
             <w:rStyle w:val="Hyperlink"/>
@@ -22236,7 +22470,7 @@
       <w:r>
         <w:t xml:space="preserve"> </w:t>
       </w:r>
-      <w:hyperlink r:id="rId109">
+      <w:hyperlink r:id="rId127">
         <w:r>
           <w:rPr>
             <w:rStyle w:val="Hyperlink"/>
@@ -22268,7 +22502,7 @@
       <w:r>
         <w:t xml:space="preserve"> </w:t>
       </w:r>
-      <w:hyperlink r:id="rId109">
+      <w:hyperlink r:id="rId127">
         <w:r>
           <w:rPr>
             <w:rStyle w:val="Hyperlink"/>
@@ -22303,7 +22537,7 @@
       <w:r>
         <w:t xml:space="preserve"> </w:t>
       </w:r>
-      <w:hyperlink r:id="rId110">
+      <w:hyperlink r:id="rId128">
         <w:r>
           <w:rPr>
             <w:rStyle w:val="Hyperlink"/>
@@ -22335,7 +22569,7 @@
       <w:r>
         <w:t xml:space="preserve"> </w:t>
       </w:r>
-      <w:hyperlink r:id="rId111">
+      <w:hyperlink r:id="rId129">
         <w:r>
           <w:rPr>
             <w:rStyle w:val="Hyperlink"/>
@@ -22367,7 +22601,7 @@
       <w:r>
         <w:t xml:space="preserve"> </w:t>
       </w:r>
-      <w:hyperlink r:id="rId112">
+      <w:hyperlink r:id="rId130">
         <w:r>
           <w:rPr>
             <w:rStyle w:val="Hyperlink"/>
@@ -22399,7 +22633,7 @@
       <w:r>
         <w:t xml:space="preserve"> </w:t>
       </w:r>
-      <w:hyperlink r:id="rId113">
+      <w:hyperlink r:id="rId131">
         <w:r>
           <w:rPr>
             <w:rStyle w:val="Hyperlink"/>
@@ -22408,8 +22642,8 @@
         </w:r>
       </w:hyperlink>
     </w:p>
-    <w:bookmarkEnd w:id="114"/>
-    <w:bookmarkEnd w:id="115"/>
+    <w:bookmarkEnd w:id="132"/>
+    <w:bookmarkEnd w:id="133"/>
     <w:sectPr>
       <w:pgSz w:h="16838" w:w="11906"/>
       <w:pgMar w:bottom="1134" w:left="1701" w:right="1134" w:top="1134"/>

--- a/dist/manuscripts/vi/p3_vietnam_vi.docx
+++ b/dist/manuscripts/vi/p3_vietnam_vi.docx
@@ -226,7 +226,7 @@
         <w:t xml:space="preserve"> </w:t>
       </w:r>
       <w:r>
-        <w:t xml:space="preserve">— Nghiên cứu này xem xét lại mối quan hệ quốc tế hóa–hiệu quả (internationalization–performance — I–P) tại Việt Nam qua ba đợt khảo sát, kiểm định vai trò điều tiết của năng lực công nghệ đối với tác động của cường độ xuất khẩu và sự biến đổi của chỉ số áp dụng nền tảng Tầng 1 qua các thế hệ thể chế.</w:t>
+        <w:t xml:space="preserve">— Nghiên cứu này xem xét lại mối quan hệ quốc tế hóa–hiệu quả (internationalization–performance — I–P) tại Việt Nam qua ba đợt khảo sát, kiểm định vai trò điều tiết của năng lực công nghệ đối với tác động của cường độ quốc tế hóa và sự biến đổi của chỉ số áp dụng nền tảng Tầng 1 qua các thế hệ thể chế.</w:t>
       </w:r>
     </w:p>
     <w:p>
@@ -244,7 +244,7 @@
         <w:t xml:space="preserve"> </w:t>
       </w:r>
       <w:r>
-        <w:t xml:space="preserve">— Dữ liệu ba đợt khảo sát của Khảo sát Doanh nghiệp Ngân hàng Thế giới (World Bank Enterprise Survey — WBES) tại Việt Nam (2009, 2015, 2023; N = 2.958) được sử dụng làm nền tảng cho các mô hình OLS theo từng đợt và mô hình gộp (pooled) với sai số chuẩn HC1, số hạng bậc hai của cường độ xuất khẩu và các số hạng tương tác với năng lực. Chỉ số năng lực công nghệ (Technological Capability Index — TCI) là cấu trúc đo lường chính; chỉ số áp dụng nền tảng (Digital Adoption Index — DAI) dạng đơn mục về hiện diện website (Tầng 1 mà thôi) được giữ lại làm biến kiểm soát hiện diện số nền tảng.</w:t>
+        <w:t xml:space="preserve">— Dữ liệu ba đợt khảo sát của Khảo sát Doanh nghiệp Ngân hàng Thế giới (World Bank Enterprise Survey — WBES) tại Việt Nam (2009, 2015, 2023; N = 2.958) được sử dụng làm nền tảng cho các mô hình OLS theo từng đợt và mô hình gộp (pooled) với sai số chuẩn HC1, số hạng bậc hai của cường độ quốc tế hóa và các số hạng tương tác với năng lực. Chỉ số năng lực công nghệ (Technological Capability Index — TCI) là cấu trúc đo lường chính; chỉ số áp dụng nền tảng (Digital Adoption Index — DAI) dạng đơn mục về hiện diện website (Tầng 1 mà thôi) được giữ lại làm biến kiểm soát hiện diện số nền tảng.</w:t>
       </w:r>
     </w:p>
     <w:p>
@@ -262,7 +262,7 @@
         <w:t xml:space="preserve"> </w:t>
       </w:r>
       <w:r>
-        <w:t xml:space="preserve">— Quan hệ hình chữ U ngược giữa cường độ xuất khẩu (Foreign Sales to Total Sales — FSTS) và năng suất lao động được xác nhận qua cả ba đợt khảo sát, với điểm ngưỡng dao động trong khoảng 39% đến 46% — một biên độ bền vững khoảng 7 điểm phần trăm qua 14 năm thay đổi thể chế. Tính phi tuyến phản ánh tác động biên tham gia thị trường (Helpman, Melitz &amp; Yeaple, 2004): khi ước lượng lại trên mẫu con chỉ gồm các doanh nghiệp xuất khẩu, số hạng bậc hai mất ý nghĩa thống kê (β = −0,200, p = .660). TCI có quan hệ tích cực với năng suất trong cả ba đợt (pooled β = 0,179, p &lt; .001) và điều tiết độ cong của quan hệ I–P. Chỉ số website theo dõi lộ trình lỗi thời proxy Tầng 1: dương năm 2009, bằng không năm 2015 và tương tác âm với cường độ xuất khẩu năm 2023.</w:t>
+        <w:t xml:space="preserve">— Quan hệ hình chữ U ngược giữa cường độ quốc tế hóa (Foreign Sales to Total Sales — FSTS) và năng suất lao động được xác nhận qua cả ba đợt khảo sát, với điểm ngưỡng dao động trong khoảng 39% đến 46% — một biên độ bền vững khoảng 7 điểm phần trăm qua 14 năm thay đổi thể chế. Tính phi tuyến phản ánh tác động biên tham gia thị trường (Helpman, Melitz &amp; Yeaple, 2004): khi ước lượng lại trên mẫu con chỉ gồm các doanh nghiệp xuất khẩu, số hạng bậc hai mất ý nghĩa thống kê (β = −0,200, p = .660). TCI có quan hệ tích cực với năng suất trong cả ba đợt (pooled β = 0,179, p &lt; .001) và điều tiết độ cong của quan hệ I–P. Chỉ số website theo dõi lộ trình lỗi thời proxy Tầng 1: dương năm 2009, bằng không năm 2015 và tương tác âm với cường độ quốc tế hóa năm 2023.</w:t>
       </w:r>
     </w:p>
     <w:p>
@@ -362,7 +362,7 @@
         </w:numPr>
       </w:pPr>
       <w:r>
-        <w:t xml:space="preserve">Mối quan hệ quốc tế hóa–hiệu quả (I–P) của các doanh nghiệp Việt Nam là phi tuyến một cách vững chắc: kiểm định Lind–Mehlum bác bỏ đơn điệu trong cả ba đợt (2009 p = .006, 2015 p = .009, 2023 p = .013) và trong mẫu gộp (p &lt; .001), với điểm ngưỡng (turning point) dao động trong khoảng 39–46% cường độ xuất khẩu trực tiếp.</w:t>
+        <w:t xml:space="preserve">Mối quan hệ quốc tế hóa–hiệu quả (I–P) của các doanh nghiệp Việt Nam là phi tuyến một cách vững chắc: kiểm định Lind–Mehlum bác bỏ đơn điệu trong cả ba đợt (2009 p = .006, 2015 p = .009, 2023 p = .013) và trong mẫu gộp (p &lt; .001), với điểm ngưỡng (turning point) dao động trong khoảng 39–46% cường độ quốc tế hóa trực tiếp.</w:t>
       </w:r>
     </w:p>
     <w:p>
@@ -498,7 +498,7 @@
         <w:pStyle w:val="BodyText"/>
       </w:pPr>
       <w:r>
-        <w:t xml:space="preserve">Ba điểm ngoặt thể chế định hình cửa sổ quan sát. Việt Nam gia nhập Tổ chức Thương mại Thế giới vào đầu năm 2007, mở ra giai đoạn trước đợt khảo sát 2009 và chuyển đổi nhóm doanh nghiệp xuất khẩu định hướng nội địa thành nhóm có độ phủ thị trường rộng hơn nhưng hạ tầng hấp thụ hạn chế. Đợt khảo sát 2015 nắm bắt giữa giai đoạn thứ hai, trong đó xuất khẩu chế biến ngày càng mở rộng cùng tồn tại với hạ tầng thương mại điện tử chưa phát triển, tích hợp logistics xuyên biên giới yếu kém và nhóm xuất khẩu vẫn tập trung trong các phân khúc thâm dụng lao động. Đợt khảo sát 2023 theo sau việc ra mắt Chương trình Chuyển đổi Số Quốc gia năm 2020, sự mở rộng nhanh chóng của nền tảng thanh toán điện tử và thương mại điện tử xuyên biên giới, và sự tái cân bằng đầu tư trực tiếp nước ngoài (FDI) hướng đến sản xuất có trung gian số và liên kết dịch vụ. Ba đợt do đó quan sát doanh nghiệp trong các kết hợp khác nhau về cơ cấu của áp lực quốc tế hóa và tính sẵn có của hạ tầng số, đây chính là điều làm cho cách đọc theo vòng đời có thể kiểm định thay vì chỉ mang tính khái niệm thuần túy.</w:t>
+        <w:t xml:space="preserve">Ba điểm ngưỡng thể chế định hình cửa sổ quan sát. Việt Nam gia nhập Tổ chức Thương mại Thế giới vào đầu năm 2007, mở ra giai đoạn trước đợt khảo sát 2009 và chuyển đổi nhóm doanh nghiệp xuất khẩu định hướng nội địa thành nhóm có độ phủ thị trường rộng hơn nhưng hạ tầng hấp thụ hạn chế. Đợt khảo sát 2015 nắm bắt giữa giai đoạn thứ hai, trong đó xuất khẩu chế biến ngày càng mở rộng cùng tồn tại với hạ tầng thương mại điện tử chưa phát triển, tích hợp logistics xuyên biên giới yếu kém và nhóm xuất khẩu vẫn tập trung trong các phân khúc thâm dụng lao động. Đợt khảo sát 2023 theo sau việc ra mắt Chương trình Chuyển đổi Số Quốc gia năm 2020, sự mở rộng nhanh chóng của nền tảng thanh toán điện tử và thương mại điện tử xuyên biên giới, và sự tái cân bằng đầu tư trực tiếp nước ngoài (FDI) hướng đến sản xuất có trung gian số và liên kết dịch vụ. Ba đợt do đó quan sát doanh nghiệp trong các kết hợp khác nhau về cơ cấu của áp lực quốc tế hóa và tính sẵn có của hạ tầng số, đây chính là điều làm cho cách đọc theo vòng đời có thể kiểm định thay vì chỉ mang tính khái niệm thuần túy.</w:t>
       </w:r>
     </w:p>
     <w:p>
@@ -506,7 +506,7 @@
         <w:pStyle w:val="BodyText"/>
       </w:pPr>
       <w:r>
-        <w:t xml:space="preserve">Những thay đổi này không chỉ là bề mặt. Bản thân thành phần nhóm xuất khẩu cũng tiến hóa qua ba đợt: tỷ lệ doanh nghiệp báo cáo bất kỳ cường độ xuất khẩu trực tiếp dương nào giảm khi các doanh nghiệp dịch vụ và chuỗi cung ứng liên kết FDI gia nhập mẫu, trong khi mức độ áp dụng số nền tảng trung bình tăng cùng với sự lan rộng của website, hệ thống thanh toán điện tử và giao diện giao dịch số. Đọc mối quan hệ I–P và kênh áp dụng số như những sự kiện cấu trúc cố định qua cửa sổ mười bốn năm này bỏ lỡ thực tế rằng dân số doanh nghiệp cơ bản, chi phí phối hợp ràng buộc và giàn đỡ thể chế cho thương mại xuyên biên giới đều thay đổi đáng kể.</w:t>
+        <w:t xml:space="preserve">Những thay đổi này không chỉ là bề mặt. Bản thân thành phần nhóm xuất khẩu cũng tiến hóa qua ba đợt: tỷ lệ doanh nghiệp báo cáo bất kỳ cường độ quốc tế hóa trực tiếp dương nào giảm khi các doanh nghiệp dịch vụ và chuỗi cung ứng liên kết FDI gia nhập mẫu, trong khi mức độ áp dụng số nền tảng trung bình tăng cùng với sự lan rộng của website, hệ thống thanh toán điện tử và giao diện giao dịch số. Đọc mối quan hệ I–P và kênh áp dụng số như những sự kiện cấu trúc cố định qua cửa sổ mười bốn năm này bỏ lỡ thực tế rằng dân số doanh nghiệp cơ bản, chi phí phối hợp ràng buộc và giàn đỡ thể chế cho thương mại xuyên biên giới đều thay đổi đáng kể.</w:t>
       </w:r>
     </w:p>
     <w:p>
@@ -514,7 +514,7 @@
         <w:pStyle w:val="BodyText"/>
       </w:pPr>
       <w:r>
-        <w:t xml:space="preserve">Một quy luật thực nghiệm trung tâm nổi lên từ thiết kế này là hình chữ U ngược quan sát được trong toàn bộ mẫu về cơ bản được thúc đẩy bởi biên tham gia thị trường — khoảng cách năng suất giữa các doanh nghiệp chuyển từ không xuất khẩu sang bất kỳ cường độ xuất khẩu dương nào — thay vì bão hòa chi phí phối hợp trong mẫu con xuất khẩu. Khi tính tham gia đã được tách ra, độ cong cường độ trong nhóm xuất khẩu không thể phân biệt thống kê với đường phẳng. Mô hình Việt Nam do đó được đọc là</w:t>
+        <w:t xml:space="preserve">Một quy luật thực nghiệm trung tâm nổi lên từ thiết kế này là hình chữ U ngược quan sát được trong toàn bộ mẫu về cơ bản được thúc đẩy bởi biên tham gia thị trường — khoảng cách năng suất giữa các doanh nghiệp chuyển từ không xuất khẩu sang bất kỳ cường độ quốc tế hóa dương nào — thay vì bão hòa chi phí phối hợp trong mẫu con xuất khẩu. Khi tính tham gia đã được tách ra, độ cong cường độ trong nhóm xuất khẩu không thể phân biệt thống kê với đường phẳng. Mô hình Việt Nam do đó được đọc là</w:t>
       </w:r>
       <w:r>
         <w:t xml:space="preserve"> </w:t>
@@ -765,7 +765,7 @@
         <w:pStyle w:val="BodyText"/>
       </w:pPr>
       <w:r>
-        <w:t xml:space="preserve">Hai lực tương phản làm nền tảng cho độ cong. Ở chiều hướng tích cực, tăng cường độ xuất khẩu trực tiếp tạo ra kinh tế quy mô, lan tỏa kiến thức từ khách hàng nước ngoài và tác động học hỏi qua xuất khẩu nâng cao năng suất (Wagner, 2007). Ở chiều hướng tiêu cực, phối hợp sản xuất cho các thị trường có khoảng cách thể chế đáng kể áp đặt chi phí xử lý thông tin tăng theo phi tuyến: mỗi thị trường nước ngoài bổ sung thêm yêu cầu tuân thủ, chi phí quan hệ khách hàng và sự phụ thuộc chuỗi cung ứng mà chi phí phối hợp biên tăng nhanh hơn lợi ích quy mô biên vượt qua một ngưỡng. Trong bối cảnh chuyển đổi nơi cảng, thể chế tài chính thương mại, sàn thương mại điện tử và cơ chế giải quyết tranh chấp vẫn đang trưởng thành, ngưỡng này có thể ràng buộc ở mức cường độ xuất khẩu thấp hơn so với các nền kinh tế trưởng thành, làm sắc nét độ cong so với đường cơ sở phân tích tổng hợp (Hennart, 2007; Wagner, 2007; Marano et al., 2016). Cơ chế là chi phí giao dịch thể chế (Williamson, 1985; Hennart, 2007): trong nền kinh tế chuyển đổi, khoảng trống thực thi, thiếu hụt logistics và bất đối xứng thông tin làm tăng chi phí biên của việc quản lý mỗi thị trường nước ngoài bổ sung, khiến sự suy giảm sau ngưỡng ràng buộc ở cường độ xuất khẩu thấp hơn so với các bối cảnh nơi chất lượng hạ tầng số và thực thi hợp đồng đã hấp thụ phần lớn ma sát này.</w:t>
+        <w:t xml:space="preserve">Hai lực tương phản làm nền tảng cho độ cong. Ở chiều hướng tích cực, tăng cường độ quốc tế hóa trực tiếp tạo ra kinh tế quy mô, lan tỏa kiến thức từ khách hàng nước ngoài và tác động học hỏi qua xuất khẩu nâng cao năng suất (Wagner, 2007). Ở chiều hướng tiêu cực, phối hợp sản xuất cho các thị trường có khoảng cách thể chế đáng kể áp đặt chi phí xử lý thông tin tăng theo phi tuyến: mỗi thị trường nước ngoài bổ sung thêm yêu cầu tuân thủ, chi phí quan hệ khách hàng và sự phụ thuộc chuỗi cung ứng mà chi phí phối hợp biên tăng nhanh hơn lợi ích quy mô biên vượt qua một ngưỡng. Trong bối cảnh chuyển đổi nơi cảng, thể chế tài chính thương mại, sàn thương mại điện tử và cơ chế giải quyết tranh chấp vẫn đang trưởng thành, ngưỡng này có thể ràng buộc ở mức cường độ quốc tế hóa thấp hơn so với các nền kinh tế trưởng thành, làm sắc nét độ cong so với đường cơ sở phân tích tổng hợp (Hennart, 2007; Wagner, 2007; Marano et al., 2016). Cơ chế là chi phí giao dịch thể chế (Williamson, 1985; Hennart, 2007): trong nền kinh tế chuyển đổi, khoảng trống thực thi, thiếu hụt logistics và bất đối xứng thông tin làm tăng chi phí biên của việc quản lý mỗi thị trường nước ngoài bổ sung, khiến sự suy giảm sau ngưỡng ràng buộc ở cường độ quốc tế hóa thấp hơn so với các bối cảnh nơi chất lượng hạ tầng số và thực thi hợp đồng đã hấp thụ phần lớn ma sát này.</w:t>
       </w:r>
     </w:p>
     <w:p>
@@ -773,7 +773,7 @@
         <w:pStyle w:val="BodyText"/>
       </w:pPr>
       <w:r>
-        <w:t xml:space="preserve">Một cân nhắc thứ hai nảy sinh từ cấu trúc của cường độ xuất khẩu trực tiếp trong WBES Việt Nam: biến FSTS bị giới hạn ở không và bị lạm phát không đáng kể (tỷ lệ không xuất khẩu là 71,6% năm 2009, 79,3% năm 2015 và 81,2% năm 2023; gộp 77,4%). Mối quan hệ quốc tế hóa–hiệu quả do đó bao gồm hai biên phân tích riêng biệt. Biên tham gia là bước nhảy từ FSTS = 0 sang FSTS &gt; 0, nơi các doanh nghiệp vượt qua ngưỡng gia nhập vào thị trường quốc tế và hấp thụ chi phí gia nhập cố định. Biên cường độ là sự biến đổi của FSTS trong mẫu con xuất khẩu. Lý thuyết dự đoán rằng lợi ích năng suất có thể tích lũy ở cả hai biên: biên tham gia nắm bắt học hỏi qua xuất khẩu và tiếp xúc với nhu cầu thị trường nước ngoài; biên cường độ nắm bắt kinh tế quy mô ở chiều hướng tích cực và gánh nặng phối hợp ở chiều hướng tiêu cực (Bernard et al., 2007; Wagner, 2007). Trong các nền kinh tế chuyển đổi có hạ tầng xuất khẩu mỏng, biên tham gia có thể là biên nâng cao năng suất chính, trong khi biên cường độ có thể cho thấy lợi nhuận giảm dần hoặc bằng không sau khi đã vượt qua tham gia.</w:t>
+        <w:t xml:space="preserve">Một cân nhắc thứ hai nảy sinh từ cấu trúc của cường độ quốc tế hóa trực tiếp trong WBES Việt Nam: biến FSTS bị giới hạn ở không và bị lạm phát không đáng kể (tỷ lệ không xuất khẩu là 71,6% năm 2009, 79,3% năm 2015 và 81,2% năm 2023; gộp 77,4%). Mối quan hệ quốc tế hóa–hiệu quả do đó bao gồm hai biên phân tích riêng biệt. Biên tham gia là bước nhảy từ FSTS = 0 sang FSTS &gt; 0, nơi các doanh nghiệp vượt qua ngưỡng gia nhập vào thị trường quốc tế và hấp thụ chi phí gia nhập cố định. Biên cường độ là sự biến đổi của FSTS trong mẫu con xuất khẩu. Lý thuyết dự đoán rằng lợi ích năng suất có thể tích lũy ở cả hai biên: biên tham gia nắm bắt học hỏi qua xuất khẩu và tiếp xúc với nhu cầu thị trường nước ngoài; biên cường độ nắm bắt kinh tế quy mô ở chiều hướng tích cực và gánh nặng phối hợp ở chiều hướng tiêu cực (Bernard et al., 2007; Wagner, 2007). Trong các nền kinh tế chuyển đổi có hạ tầng xuất khẩu mỏng, biên tham gia có thể là biên nâng cao năng suất chính, trong khi biên cường độ có thể cho thấy lợi nhuận giảm dần hoặc bằng không sau khi đã vượt qua tham gia.</w:t>
       </w:r>
     </w:p>
     <w:p>
@@ -823,7 +823,7 @@
         <w:t xml:space="preserve"> </w:t>
       </w:r>
       <w:r>
-        <w:t xml:space="preserve">Trong mẫu con xuất khẩu, cường độ xuất khẩu trực tiếp bổ sung dự kiến thể hiện lợi nhuận biên yếu hơn, giảm dần hoặc không có ý nghĩa so với biên tham gia.</w:t>
+        <w:t xml:space="preserve">Trong mẫu con xuất khẩu, cường độ quốc tế hóa trực tiếp bổ sung dự kiến thể hiện lợi nhuận biên yếu hơn, giảm dần hoặc không có ý nghĩa so với biên tham gia.</w:t>
       </w:r>
     </w:p>
     <w:p>
@@ -957,7 +957,7 @@
         <w:pStyle w:val="BodyText"/>
       </w:pPr>
       <w:r>
-        <w:t xml:space="preserve">Vì DAI_z được neo đậu ở Tầng 1 (chỉ có hiện diện website), cấu trúc này không thể so sánh với các thước đo áp dụng số cũng nắm bắt các mục kích hoạt giao dịch Tầng 2 như cường độ thanh toán điện tử. Trong các bối cảnh nơi hạ tầng số Tầng 2–3 đã trưởng thành và dễ tiếp cận rộng rãi, áp dụng số cơ bản có thể tương tác với cường độ xuất khẩu thông qua cơ chế khác — hoạt động như bổ sung quy mô có điều kiện thay vì bộ khuếch đại căng thẳng phối hợp — vì hệ sinh thái xung quanh có thể hấp thụ xử lý giao dịch xuyên biên giới mà bản thân website không thể.</w:t>
+        <w:t xml:space="preserve">Vì DAI_z được neo đậu ở Tầng 1 (chỉ có hiện diện website), cấu trúc này không thể so sánh với các thước đo áp dụng số cũng nắm bắt các mục kích hoạt giao dịch Tầng 2 như cường độ thanh toán điện tử. Trong các bối cảnh nơi hạ tầng số Tầng 2–3 đã trưởng thành và dễ tiếp cận rộng rãi, áp dụng số cơ bản có thể tương tác với cường độ quốc tế hóa thông qua cơ chế khác — hoạt động như bổ sung quy mô có điều kiện thay vì bộ khuếch đại căng thẳng phối hợp — vì hệ sinh thái xung quanh có thể hấp thụ xử lý giao dịch xuyên biên giới mà bản thân website không thể.</w:t>
       </w:r>
     </w:p>
     <w:p>
@@ -1033,7 +1033,7 @@
         <w:t xml:space="preserve"> </w:t>
       </w:r>
       <w:r>
-        <w:t xml:space="preserve">về việc liệu chỉ số website Tầng 1 có tương tác với cường độ xuất khẩu khác nhau qua các đợt — được đọc là kiểm tra độ nhạy trong WBES về hành vi nền tảng Tầng 1, không phải là kiểm định giả thuyết về năng lực số động. Tuyên bố khám phá là ngay cả hiện diện số nền tảng cũng có thể phụ thuộc vào giai đoạn về phạm vi.</w:t>
+        <w:t xml:space="preserve">về việc liệu chỉ số website Tầng 1 có tương tác với cường độ quốc tế hóa khác nhau qua các đợt — được đọc là kiểm tra độ nhạy trong WBES về hành vi nền tảng Tầng 1, không phải là kiểm định giả thuyết về năng lực số động. Tuyên bố khám phá là ngay cả hiện diện số nền tảng cũng có thể phụ thuộc vào giai đoạn về phạm vi.</w:t>
       </w:r>
     </w:p>
     <w:p>
@@ -1078,7 +1078,7 @@
         <w:t xml:space="preserve">Thứ nhất</w:t>
       </w:r>
       <w:r>
-        <w:t xml:space="preserve">, khi nhóm xuất khẩu tập trung trong sản xuất cường độ xuất khẩu thấp, công cụ số nền tảng chủ yếu thực hiện vai trò tiếp cận thị trường: họ giúp doanh nghiệp tìm khách hàng, truyền thông giá cả và thông tin sản phẩm và xử lý giao dịch đơn giản. Lợi ích năng suất biên từ vai trò này là dương nhưng phân phối rộng qua phạm vi cường độ xuất khẩu.</w:t>
+        <w:t xml:space="preserve">, khi nhóm xuất khẩu tập trung trong sản xuất cường độ quốc tế hóa thấp, công cụ số nền tảng chủ yếu thực hiện vai trò tiếp cận thị trường: họ giúp doanh nghiệp tìm khách hàng, truyền thông giá cả và thông tin sản phẩm và xử lý giao dịch đơn giản. Lợi ích năng suất biên từ vai trò này là dương nhưng phân phối rộng qua phạm vi cường độ quốc tế hóa.</w:t>
       </w:r>
       <w:r>
         <w:t xml:space="preserve"> </w:t>
@@ -1091,7 +1091,7 @@
         <w:t xml:space="preserve">Thứ hai</w:t>
       </w:r>
       <w:r>
-        <w:t xml:space="preserve">, khi nhóm xuất khẩu chuyển dịch sang các doanh nghiệp hoạt động ở cường độ xuất khẩu cao hơn và tham gia phối hợp xuyên biên giới chặt chẽ hơn, cùng các công cụ số Tầng 1–2 bắt đầu tương tác với chi phí phối hợp biên của các thị trường nước ngoài bổ sung. Liệu tương tác này là thay thế (công cụ số giảm chi phí phối hợp và khuếch đại cổ tức năng suất) hay bổ sung với lợi nhuận giảm dần (công cụ số ở cường độ cao bộc lộ sự vắng mặt của tích hợp sâu hơn và khuếch đại căng thẳng phối hợp) là câu hỏi thực nghiệm cơ bản mà bài viết này coi là kiểm định của H4.</w:t>
+        <w:t xml:space="preserve">, khi nhóm xuất khẩu chuyển dịch sang các doanh nghiệp hoạt động ở cường độ quốc tế hóa cao hơn và tham gia phối hợp xuyên biên giới chặt chẽ hơn, cùng các công cụ số Tầng 1–2 bắt đầu tương tác với chi phí phối hợp biên của các thị trường nước ngoài bổ sung. Liệu tương tác này là thay thế (công cụ số giảm chi phí phối hợp và khuếch đại cổ tức năng suất) hay bổ sung với lợi nhuận giảm dần (công cụ số ở cường độ cao bộc lộ sự vắng mặt của tích hợp sâu hơn và khuếch đại căng thẳng phối hợp) là câu hỏi thực nghiệm cơ bản mà bài viết này coi là kiểm định của H4.</w:t>
       </w:r>
     </w:p>
     <w:p>
@@ -1122,7 +1122,7 @@
         <w:t xml:space="preserve">Cơ chế A — Phức tạp phối hợp phụ thuộc giai đoạn</w:t>
       </w:r>
       <w:r>
-        <w:t xml:space="preserve">: ở cường độ xuất khẩu cao, yêu cầu phối hợp biên của giao dịch xuyên biên giới bổ sung vượt quá những gì một chỉ số website Tầng 1 đơn lẻ có thể hỗ trợ; ma sát ràng buộc là sự vắng mặt của tích hợp quy trình, thanh toán và logistics số Tầng 2–3 sâu hơn thay vì bản thân website.</w:t>
+        <w:t xml:space="preserve">: ở cường độ quốc tế hóa cao, yêu cầu phối hợp biên của giao dịch xuyên biên giới bổ sung vượt quá những gì một chỉ số website Tầng 1 đơn lẻ có thể hỗ trợ; ma sát ràng buộc là sự vắng mặt của tích hợp quy trình, thanh toán và logistics số Tầng 2–3 sâu hơn thay vì bản thân website.</w:t>
       </w:r>
       <w:r>
         <w:t xml:space="preserve"> </w:t>
@@ -1135,7 +1135,7 @@
         <w:t xml:space="preserve">Cơ chế B — Lỗi thời cấu trúc dưới khuếch tán dân số</w:t>
       </w:r>
       <w:r>
-        <w:t xml:space="preserve">: khi quyền sở hữu website khuếch tán đến gần giới hạn trên gần phổ quát (49,8% năm 2023, so với 42,5% năm 2009), chỉ số c22b ngày càng hoạt động như chỉ báo vệ sinh tổ chức thay vì tín hiệu năng lực phân biệt, do đó quan hệ đo lường của nó với năng suất suy giảm mà không có bất kỳ thay đổi cấu trúc nào trong cơ chế phối hợp cơ bản. Hai cách đọc không đối nghịch: chúng tương ứng với các nguồn khác nhau của cùng mô hình thực nghiệm — Cơ chế A dự đoán nén có điều kiện theo cường độ xuất khẩu trong bất kỳ đợt nào nơi hạ tầng Tầng 1 là ràng buộc ràng buộc, trong khi Cơ chế B dự đoán nén qua các đợt khi chỉ số mất nội dung thông tin mặt cắt chéo. Thiết kế 2009/2015/2023 được sử dụng trong bài viết này không thể hoàn toàn tách hai kênh trong công cụ Tầng 1 WBES, và nghiên cứu coi cả hai cách đọc là hợp lệ trong giới hạn của dữ liệu sẵn có. Cách định khung này quan trọng cho định vị lý thuyết: nó định vị sự nén DAI trong bối cảnh nền kinh tế chuyển đổi nơi cấu trúc bị giới hạn bởi công cụ khảo sát thay vì bởi hiện tượng chuyển đổi số cơ bản, và nó ngăn cản diễn giải bất kỳ kết quả không có ý nghĩa hay đổi dấu nào trên H4 là bằng chứng chống lại điều tiết năng lực số động.</w:t>
+        <w:t xml:space="preserve">: khi quyền sở hữu website khuếch tán đến gần giới hạn trên gần phổ quát (49,8% năm 2023, so với 42,5% năm 2009), chỉ số c22b ngày càng hoạt động như chỉ báo vệ sinh tổ chức thay vì tín hiệu năng lực phân biệt, do đó quan hệ đo lường của nó với năng suất suy giảm mà không có bất kỳ thay đổi cấu trúc nào trong cơ chế phối hợp cơ bản. Hai cách đọc không đối nghịch: chúng tương ứng với các nguồn khác nhau của cùng mô hình thực nghiệm — Cơ chế A dự đoán nén có điều kiện theo cường độ quốc tế hóa trong bất kỳ đợt nào nơi hạ tầng Tầng 1 là ràng buộc ràng buộc, trong khi Cơ chế B dự đoán nén qua các đợt khi chỉ số mất nội dung thông tin mặt cắt chéo. Thiết kế 2009/2015/2023 được sử dụng trong bài viết này không thể hoàn toàn tách hai kênh trong công cụ Tầng 1 WBES, và nghiên cứu coi cả hai cách đọc là hợp lệ trong giới hạn của dữ liệu sẵn có. Cách định khung này quan trọng cho định vị lý thuyết: nó định vị sự nén DAI trong bối cảnh nền kinh tế chuyển đổi nơi cấu trúc bị giới hạn bởi công cụ khảo sát thay vì bởi hiện tượng chuyển đổi số cơ bản, và nó ngăn cản diễn giải bất kỳ kết quả không có ý nghĩa hay đổi dấu nào trên H4 là bằng chứng chống lại điều tiết năng lực số động.</w:t>
       </w:r>
     </w:p>
     <w:p>
@@ -1153,7 +1153,7 @@
         <w:t xml:space="preserve"> </w:t>
       </w:r>
       <w:r>
-        <w:t xml:space="preserve">Mức độ liên quan đến năng suất của hiện diện website nền tảng (DAI_z, Tầng 1 mà thôi) có thể thay đổi qua các giai đoạn quốc tế hóa và chuyển đổi thể chế. Do đó, bất kỳ điều tiết nào của đường cong cường độ xuất khẩu bởi hiện diện số nền tảng dự kiến là đặc thù đợt khảo sát thay vì có mặt đồng nhất qua các giai đoạn, với khả năng phát hiện nội mẫu mạnh nhất được dự đoán trong đợt 2023.</w:t>
+        <w:t xml:space="preserve">Mức độ liên quan đến năng suất của hiện diện website nền tảng (DAI_z, Tầng 1 mà thôi) có thể thay đổi qua các giai đoạn quốc tế hóa và chuyển đổi thể chế. Do đó, bất kỳ điều tiết nào của đường cong cường độ quốc tế hóa bởi hiện diện số nền tảng dự kiến là đặc thù đợt khảo sát thay vì có mặt đồng nhất qua các giai đoạn, với khả năng phát hiện nội mẫu mạnh nhất được dự đoán trong đợt 2023.</w:t>
       </w:r>
       <w:r>
         <w:t xml:space="preserve"> </w:t>
@@ -1278,7 +1278,7 @@
           <wp:inline>
             <wp:extent cx="5753100" cy="3160501"/>
             <wp:effectExtent b="0" l="0" r="0" t="0"/>
-            <wp:docPr descr="Hình 1: Mô hình khái niệm — TCI, DAI và cường độ xuất khẩu là các yếu tố quyết định hiệu quả doanh nghiệp (Việt Nam, 3 đợt)" title="" id="35" name="Picture"/>
+            <wp:docPr descr="Hình 1: Mô hình khái niệm — TCI, DAI và cường độ quốc tế hóa là các yếu tố quyết định hiệu quả doanh nghiệp (Việt Nam, 3 đợt)" title="" id="35" name="Picture"/>
             <a:graphic>
               <a:graphicData uri="http://schemas.openxmlformats.org/drawingml/2006/picture">
                 <pic:pic>
@@ -1410,7 +1410,7 @@
         <w:pStyle w:val="FirstParagraph"/>
       </w:pPr>
       <w:r>
-        <w:t xml:space="preserve">Hiệu quả doanh nghiệp được đo bằng logarithm năng suất lao động (lnLP). Quốc tế hóa được đo bằng cường độ xuất khẩu trực tiếp (FSTS), căn giữa giá trị trung bình trong đợt (FSTS_c) và bình phương (FSTS_c²) để các số hạng tuyến tính và bậc hai có thể được đưa vào cùng nhau nhằm kiểm định tính phi tuyến. Phân tích sử dụng hai cấu trúc năng lực riêng biệt. Chỉ số năng lực công nghệ (Technological Capability Index — TCI_z) được diễn giải hẹp là thước đo năng lực công nghệ và tiêu chuẩn nước ngoài — chứng nhận chất lượng quốc tế và công nghệ cấp phép nước ngoài — đại diện cho sự tiếp xúc của doanh nghiệp với các tiêu chuẩn công nghệ bên ngoài thay vì toàn bộ kho dự trữ năng lực hấp thụ theo Cohen-Levinthal (Lall, 1992; Cohen và Levinthal, 1990). Chỉ số áp dụng số (Digital Adoption Index — DAI_z) được diễn giải hẹp là hiện diện số dựa trên website — áp dụng website nền tảng — và không phải là thước đo tích hợp số cấp giao dịch hay chuyển đổi số (Bharadwaj et al., 2013; Verhoef et al., 2021; Nambisan et al., 2019). Mỗi chỉ số tổng hợp được chuẩn hóa z trong đợt khảo sát để các hệ số được báo cáo có thể so sánh về độ lớn. Sự tách biệt này là có chủ ý vì nghiên cứu quan tâm đến việc liệu hai lĩnh vực có thể hiện vai trò thực nghiệm khác nhau hay không, trong khi giữ các nhãn cấu trúc chặt chẽ với những gì các mục WBES cơ bản thực sự đo lường.</w:t>
+        <w:t xml:space="preserve">Hiệu quả doanh nghiệp được đo bằng logarithm năng suất lao động (lnLP). Quốc tế hóa được đo bằng cường độ quốc tế hóa trực tiếp (FSTS), căn giữa giá trị trung bình trong đợt (FSTS_c) và bình phương (FSTS_c²) để các số hạng tuyến tính và bậc hai có thể được đưa vào cùng nhau nhằm kiểm định tính phi tuyến. Phân tích sử dụng hai cấu trúc năng lực riêng biệt. Chỉ số năng lực công nghệ (Technological Capability Index — TCI_z) được diễn giải hẹp là thước đo năng lực công nghệ và tiêu chuẩn nước ngoài — chứng nhận chất lượng quốc tế và công nghệ cấp phép nước ngoài — đại diện cho sự tiếp xúc của doanh nghiệp với các tiêu chuẩn công nghệ bên ngoài thay vì toàn bộ kho dự trữ năng lực hấp thụ theo Cohen-Levinthal (Lall, 1992; Cohen và Levinthal, 1990). Chỉ số áp dụng số (Digital Adoption Index — DAI_z) được diễn giải hẹp là hiện diện số dựa trên website — áp dụng website nền tảng — và không phải là thước đo tích hợp số cấp giao dịch hay chuyển đổi số (Bharadwaj et al., 2013; Verhoef et al., 2021; Nambisan et al., 2019). Mỗi chỉ số tổng hợp được chuẩn hóa z trong đợt khảo sát để các hệ số được báo cáo có thể so sánh về độ lớn. Sự tách biệt này là có chủ ý vì nghiên cứu quan tâm đến việc liệu hai lĩnh vực có thể hiện vai trò thực nghiệm khác nhau hay không, trong khi giữ các nhãn cấu trúc chặt chẽ với những gì các mục WBES cơ bản thực sự đo lường.</w:t>
       </w:r>
     </w:p>
     <w:p>
@@ -1452,7 +1452,7 @@
         <w:t xml:space="preserve"> </w:t>
       </w:r>
       <w:r>
-        <w:t xml:space="preserve">Cấu trúc DAI_z trong bài viết này (Tầng 1 mà thôi: nhị phân website c22b) bị ràng buộc bởi công cụ WBES Việt Nam: chỉ có nhị phân hiện diện website được mang theo có thể so sánh qua các đợt 2009/2015/2023, trong khi các mục kích hoạt giao dịch Tầng 2 phong phú hơn như cường độ thanh toán điện tử (k33, k38) chỉ xuất hiện trong đợt 2023. Chỉ số Tầng 1 mà thôi của Việt Nam (FSTS_c × DAI_z = −0,912, p = .043) được đọc tốt nhất là sự lỗi thời cấp tầng cấu trúc: hiện diện website Tầng 1 đã trở thành chứng chỉ ngưỡng tối thiểu trong môi trường số đang trưởng thành của Việt Nam và không còn phân biệt năng lực phối hợp xuyên biên giới của doanh nghiệp ở cường độ xuất khẩu cao. Chỉ số tổng hợp kiểm định vững DAI_rich sẵn có trong đợt 2023 (Tầng 1+2, §4.5 Bảng B) cung cấp phân tích độ nhạy trong đợt về câu hỏi giới hạn phạm vi này, nhưng khả năng so sánh qua đợt giới hạn việc sử dụng nó như thước đo chính.</w:t>
+        <w:t xml:space="preserve">Cấu trúc DAI_z trong bài viết này (Tầng 1 mà thôi: nhị phân website c22b) bị ràng buộc bởi công cụ WBES Việt Nam: chỉ có nhị phân hiện diện website được mang theo có thể so sánh qua các đợt 2009/2015/2023, trong khi các mục kích hoạt giao dịch Tầng 2 phong phú hơn như cường độ thanh toán điện tử (k33, k38) chỉ xuất hiện trong đợt 2023. Chỉ số Tầng 1 mà thôi của Việt Nam (FSTS_c × DAI_z = −0,912, p = .043) được đọc tốt nhất là sự lỗi thời cấp tầng cấu trúc: hiện diện website Tầng 1 đã trở thành chứng chỉ ngưỡng tối thiểu trong môi trường số đang trưởng thành của Việt Nam và không còn phân biệt năng lực phối hợp xuyên biên giới của doanh nghiệp ở cường độ quốc tế hóa cao. Chỉ số tổng hợp kiểm định vững DAI_rich sẵn có trong đợt 2023 (Tầng 1+2, §4.5 Bảng B) cung cấp phân tích độ nhạy trong đợt về câu hỏi giới hạn phạm vi này, nhưng khả năng so sánh qua đợt giới hạn việc sử dụng nó như thước đo chính.</w:t>
       </w:r>
     </w:p>
     <w:p>
@@ -1650,7 +1650,7 @@
               <w:jc w:val="left"/>
             </w:pPr>
             <w:r>
-              <w:t xml:space="preserve">d3c/100: cường độ xuất khẩu trực tiếp (thang đo 0–1)</w:t>
+              <w:t xml:space="preserve">d3c/100: cường độ quốc tế hóa trực tiếp (thang đo 0–1)</w:t>
             </w:r>
           </w:p>
         </w:tc>
@@ -2159,7 +2159,7 @@
         <w:pStyle w:val="FirstParagraph"/>
       </w:pPr>
       <w:r>
-        <w:t xml:space="preserve">Chiến lược thực nghiệm tuân theo một chuỗi mô hình lồng nhau, tất cả được ước lượng bằng OLS với sai số chuẩn vững HC1. Mô hình kiểm soát thiết lập đường cơ sở. Mô hình quốc tế hóa tuyến tính sau đó đưa vào FSTS_c. Mô hình phi tuyến bổ sung số hạng bậc hai FSTS_c² để kiểm định độ cong. Các mô hình bổ sung đưa vào TCI_z và DAI_z riêng lẻ, đầu tiên trong các đặc tả cho phép số hạng tương tác với FSTS_c và FSTS_c², sau đó trong các đặc tả tác động trực tiếp. Mô hình đầy đủ cuối cùng bao gồm các số hạng quốc tế hóa phi tuyến, cả hai thước đo năng lực trực tiếp và các số hạng tương tác liên quan đến áp dụng số. Thiết kế này tách ba câu hỏi phân tích. Thứ nhất, mối quan hệ I–P có phi tuyến không? Thứ hai, TCI_z và DAI_z có quan hệ trực tiếp với hiệu quả không? Thứ ba, vai trò của áp dụng số nền tảng có trở nên có điều kiện hơn khi cường độ xuất khẩu tăng không? Xuyên suốt, kết quả được mô tả là quan hệ thay vì tác động, nhất quán với giới hạn suy diễn của dữ liệu mặt cắt chéo lặp lại (Antonakis et al., 2010; Wooldridge, 2010).</w:t>
+        <w:t xml:space="preserve">Chiến lược thực nghiệm tuân theo một chuỗi mô hình lồng nhau, tất cả được ước lượng bằng OLS với sai số chuẩn vững HC1. Mô hình kiểm soát thiết lập đường cơ sở. Mô hình quốc tế hóa tuyến tính sau đó đưa vào FSTS_c. Mô hình phi tuyến bổ sung số hạng bậc hai FSTS_c² để kiểm định độ cong. Các mô hình bổ sung đưa vào TCI_z và DAI_z riêng lẻ, đầu tiên trong các đặc tả cho phép số hạng tương tác với FSTS_c và FSTS_c², sau đó trong các đặc tả tác động trực tiếp. Mô hình đầy đủ cuối cùng bao gồm các số hạng quốc tế hóa phi tuyến, cả hai thước đo năng lực trực tiếp và các số hạng tương tác liên quan đến áp dụng số. Thiết kế này tách ba câu hỏi phân tích. Thứ nhất, mối quan hệ I–P có phi tuyến không? Thứ hai, TCI_z và DAI_z có quan hệ trực tiếp với hiệu quả không? Thứ ba, vai trò của áp dụng số nền tảng có trở nên có điều kiện hơn khi cường độ quốc tế hóa tăng không? Xuyên suốt, kết quả được mô tả là quan hệ thay vì tác động, nhất quán với giới hạn suy diễn của dữ liệu mặt cắt chéo lặp lại (Antonakis et al., 2010; Wooldridge, 2010).</w:t>
       </w:r>
     </w:p>
     <w:p>
@@ -2196,7 +2196,7 @@
         <w:t xml:space="preserve">t</w:t>
       </w:r>
       <w:r>
-        <w:t xml:space="preserve">, FSTS_c_it là cường độ xuất khẩu được căn giữa giá trị trung bình trong đợt và</w:t>
+        <w:t xml:space="preserve">, FSTS_c_it là cường độ quốc tế hóa được căn giữa giá trị trung bình trong đợt và</w:t>
       </w:r>
       <w:r>
         <w:t xml:space="preserve"> </w:t>
@@ -2643,7 +2643,7 @@
         <w:pStyle w:val="FirstParagraph"/>
       </w:pPr>
       <w:r>
-        <w:t xml:space="preserve">Bảng 2 trình bày thống kê mô tả mẫu phân tích theo từng đợt. Ba xu hướng nổi bật trước phân tích suy luận. Tỷ lệ doanh nghiệp báo cáo cường độ xuất khẩu trực tiếp dương giảm từ 28,4% năm 2009 xuống 20,7% năm 2015 và 18,8% năm 2023. Điều này phản ánh sự tái cân bằng của nhóm doanh nghiệp xuất khẩu Việt Nam, dịch chuyển từ sản xuất thâm dụng lao động sang dịch vụ và các doanh nghiệp chuỗi cung ứng liên kết FDI trong giai đoạn quan sát. Giá trị trung bình trong đợt của chỉ số áp dụng nền tảng (chỉ báo website c22b — DAI, Tầng 1 proxy) tăng từ 0,425 năm 2009 lên 0,483 năm 2015 và 0,498 năm 2023, cho thấy sự lan tỏa rộng rãi của hiện diện trực tuyến cơ bản trên toàn bộ dân số doanh nghiệp Việt Nam trong giai đoạn 14 năm. Giá trị trung bình của logarithm năng suất lao động tăng đơn điệu (19,41 / 20,04 / 20,55), phù hợp với xu hướng hội tụ năng suất rộng hơn của Việt Nam trong giai đoạn này.</w:t>
+        <w:t xml:space="preserve">Bảng 2 trình bày thống kê mô tả mẫu phân tích theo từng đợt. Ba xu hướng nổi bật trước phân tích suy luận. Tỷ lệ doanh nghiệp báo cáo cường độ quốc tế hóa trực tiếp dương giảm từ 28,4% năm 2009 xuống 20,7% năm 2015 và 18,8% năm 2023. Điều này phản ánh sự tái cân bằng của nhóm doanh nghiệp xuất khẩu Việt Nam, dịch chuyển từ sản xuất thâm dụng lao động sang dịch vụ và các doanh nghiệp chuỗi cung ứng liên kết FDI trong giai đoạn quan sát. Giá trị trung bình trong đợt của chỉ số áp dụng nền tảng (chỉ báo website c22b — DAI, Tầng 1 proxy) tăng từ 0,425 năm 2009 lên 0,483 năm 2015 và 0,498 năm 2023, cho thấy sự lan tỏa rộng rãi của hiện diện trực tuyến cơ bản trên toàn bộ dân số doanh nghiệp Việt Nam trong giai đoạn 14 năm. Giá trị trung bình của logarithm năng suất lao động tăng đơn điệu (19,41 / 20,04 / 20,55), phù hợp với xu hướng hội tụ năng suất rộng hơn của Việt Nam trong giai đoạn này.</w:t>
       </w:r>
     </w:p>
     <w:p>
@@ -2683,7 +2683,7 @@
         <w:pStyle w:val="BodyText"/>
       </w:pPr>
       <w:r>
-        <w:t xml:space="preserve">Đợt 2023 là nơi tín hiệu điều tiết số xuất hiện rõ nét nhất. M2 một lần nữa chỉ ra hình chữ U ngược rõ ràng (FSTS_c β = 0,962, p = .039; FSTS_c² β = −1,686, p = .008; kiểm định Lind–Mehlum p = .013). Trong M7 song song trực tiếp, cả hai chiều năng lực đều dương và có ý nghĩa (TCI_z β = 0,123, p = .006; DAI_z β = 0,095, p = .038). Khi các số hạng tương tác DAI được thêm vào M8, tương tác tuyến tính âm và có ý nghĩa riêng lẻ (FSTS_c × DAI_z = −0,912, p = .043). Tương tác bậc hai dương nhưng không đạt ngưỡng ý nghĩa thông thường (FSTS_c² × DAI_z = 1,043, p = .099). Kiểm định chung vượt ngưỡng .05 (M4 kiểm định chung p = .102; M8 kiểm định chung p = .062). Diễn giải thực chất là đến năm 2023, áp dụng số cơ bản trở nên có điều kiện hơn theo cường độ xuất khẩu: khi các nhà xuất khẩu vượt qua mức FSTS vừa phải, đóng góp năng suất của hiện diện số cơ bản suy giảm và có thể khuếch đại thay vì giảm nhẹ gánh nặng phối hợp. Điều này phù hợp với quan điểm rằng việc áp dụng chỉ ở mức website là không đủ khi năng lực số giao dịch và tích hợp quy trình sâu hơn vẫn đang trưởng thành.</w:t>
+        <w:t xml:space="preserve">Đợt 2023 là nơi tín hiệu điều tiết số xuất hiện rõ nét nhất. M2 một lần nữa chỉ ra hình chữ U ngược rõ ràng (FSTS_c β = 0,962, p = .039; FSTS_c² β = −1,686, p = .008; kiểm định Lind–Mehlum p = .013). Trong M7 song song trực tiếp, cả hai chiều năng lực đều dương và có ý nghĩa (TCI_z β = 0,123, p = .006; DAI_z β = 0,095, p = .038). Khi các số hạng tương tác DAI được thêm vào M8, tương tác tuyến tính âm và có ý nghĩa riêng lẻ (FSTS_c × DAI_z = −0,912, p = .043). Tương tác bậc hai dương nhưng không đạt ngưỡng ý nghĩa thông thường (FSTS_c² × DAI_z = 1,043, p = .099). Kiểm định chung vượt ngưỡng .05 (M4 kiểm định chung p = .102; M8 kiểm định chung p = .062). Diễn giải thực chất là đến năm 2023, áp dụng số cơ bản trở nên có điều kiện hơn theo cường độ quốc tế hóa: khi các nhà xuất khẩu vượt qua mức FSTS vừa phải, đóng góp năng suất của hiện diện số cơ bản suy giảm và có thể khuếch đại thay vì giảm nhẹ gánh nặng phối hợp. Điều này phù hợp với quan điểm rằng việc áp dụng chỉ ở mức website là không đủ khi năng lực số giao dịch và tích hợp quy trình sâu hơn vẫn đang trưởng thành.</w:t>
       </w:r>
     </w:p>
     <w:p>
@@ -2715,7 +2715,7 @@
         <w:pStyle w:val="BodyText"/>
       </w:pPr>
       <w:r>
-        <w:t xml:space="preserve">Mẫu theo từng đợt mang hàm ý đọc theo thể chế. Đợt 2009 nắm bắt hậu quả đầu tiên của việc gia nhập WTO, khi nhà xuất khẩu biên còn nằm trong vùng chi phí gia nhập của đường cong I–P, khi năng lực là nguồn lực khan hiếm, và khi các công cụ số nền tảng — dù chỉ ở tầng website — tạo ra lợi nhuận trực tiếp vì thay thế xử lý giao dịch bằng giấy tờ. Đợt 2015 nắm bắt giai đoạn chuyển tiếp với độ cong I–P đặc biệt sắc nét (FSTS_c² = −2,115, p = .004 trong M2) nhưng kênh số thu hẹp hoàn toàn: DAI_z mất tính nổi bật trực tiếp và không cho thấy điều tiết chung nào, gợi ý rằng sự khác biệt trong cơ cấu nhà xuất khẩu theo đợt phản ánh lợi ích năng suất đến chủ yếu từ quy mô và năng lực công nghệ/tiêu chuẩn nước ngoài thay vì từ áp dụng số nền tảng trong đợt này. Đợt 2023 nắm bắt sự tái xuất hiện của kênh số như một biến điều tiết thay vì phần bù trực tiếp đồng đều: hạ tầng số sau NDTP khiến áp dụng số nền tảng tương tác với cường độ xuất khẩu. Tương tác FSTS_c × DAI_z âm gợi ý rằng kênh có điều kiện này ràng buộc chủ yếu ở cường độ xuất khẩu cao hơn thay vì đồng đều trong toàn dải cường độ xuất khẩu.</w:t>
+        <w:t xml:space="preserve">Mẫu theo từng đợt mang hàm ý đọc theo thể chế. Đợt 2009 nắm bắt hậu quả đầu tiên của việc gia nhập WTO, khi nhà xuất khẩu biên còn nằm trong vùng chi phí gia nhập của đường cong I–P, khi năng lực là nguồn lực khan hiếm, và khi các công cụ số nền tảng — dù chỉ ở tầng website — tạo ra lợi nhuận trực tiếp vì thay thế xử lý giao dịch bằng giấy tờ. Đợt 2015 nắm bắt giai đoạn chuyển tiếp với độ cong I–P đặc biệt sắc nét (FSTS_c² = −2,115, p = .004 trong M2) nhưng kênh số thu hẹp hoàn toàn: DAI_z mất tính nổi bật trực tiếp và không cho thấy điều tiết chung nào, gợi ý rằng sự khác biệt trong cơ cấu nhà xuất khẩu theo đợt phản ánh lợi ích năng suất đến chủ yếu từ quy mô và năng lực công nghệ/tiêu chuẩn nước ngoài thay vì từ áp dụng số nền tảng trong đợt này. Đợt 2023 nắm bắt sự tái xuất hiện của kênh số như một biến điều tiết thay vì phần bù trực tiếp đồng đều: hạ tầng số sau NDTP khiến áp dụng số nền tảng tương tác với cường độ quốc tế hóa. Tương tác FSTS_c × DAI_z âm gợi ý rằng kênh có điều kiện này ràng buộc chủ yếu ở cường độ quốc tế hóa cao hơn thay vì đồng đều trong toàn dải cường độ quốc tế hóa.</w:t>
       </w:r>
     </w:p>
     <w:p>
@@ -2740,7 +2740,7 @@
         <w:pStyle w:val="FirstParagraph"/>
       </w:pPr>
       <w:r>
-        <w:t xml:space="preserve">Các ước lượng gộp nhất quán với quan hệ quốc tế hóa–hiệu quả phi tuyến trung bình. Trong đặc tả gộp M2, hệ số FSTS_c tuyến tính dương (β = 0,984, p &lt; .001) và hệ số bậc hai FSTS_c² âm (β = −1,909, p &lt; .001). Kiểm định Lind–Mehlum bác bỏ đơn điệu tại p &lt; .001 với điểm ngưỡng ước tính tại 39,7% cường độ xuất khẩu trực tiếp. Theo Haans, Pieters và He (2016), tất cả bốn điều kiện chính thức cho hình chữ U ngược thực sự đều được đáp ứng:</w:t>
+        <w:t xml:space="preserve">Các ước lượng gộp nhất quán với quan hệ quốc tế hóa–hiệu quả phi tuyến trung bình. Trong đặc tả gộp M2, hệ số FSTS_c tuyến tính dương (β = 0,984, p &lt; .001) và hệ số bậc hai FSTS_c² âm (β = −1,909, p &lt; .001). Kiểm định Lind–Mehlum bác bỏ đơn điệu tại p &lt; .001 với điểm ngưỡng ước tính tại 39,7% cường độ quốc tế hóa trực tiếp. Theo Haans, Pieters và He (2016), tất cả bốn điều kiện chính thức cho hình chữ U ngược thực sự đều được đáp ứng:</w:t>
       </w:r>
     </w:p>
     <w:p>
@@ -3287,7 +3287,7 @@
         <w:pStyle w:val="BodyText"/>
       </w:pPr>
       <w:r>
-        <w:t xml:space="preserve">Sự nhạy cảm này phù hợp với diễn giải rằng DAI_z kết hợp hiệu ứng mức dương với tương tác âm với FSTS_c ở cường độ xuất khẩu cao — chính xác là mẫu được ghi nhận trong §4.1 cho đợt 2023. Các số hạng tương tác gộp liên quan đến DAI_z mang tín hiệu chung biên. Tương tác tuyến tính âm nhưng không có ý nghĩa riêng lẻ (FSTS_c × DAI_z = −0,448, p = .116). Tương tác bậc hai dương nhưng không có ý nghĩa (FSTS_c² × DAI_z = 0,460, p = .276). Kiểm định Wald chung không đạt ngưỡng ý nghĩa thông thường (M8 kiểm định chung p = .083).</w:t>
+        <w:t xml:space="preserve">Sự nhạy cảm này phù hợp với diễn giải rằng DAI_z kết hợp hiệu ứng mức dương với tương tác âm với FSTS_c ở cường độ quốc tế hóa cao — chính xác là mẫu được ghi nhận trong §4.1 cho đợt 2023. Các số hạng tương tác gộp liên quan đến DAI_z mang tín hiệu chung biên. Tương tác tuyến tính âm nhưng không có ý nghĩa riêng lẻ (FSTS_c × DAI_z = −0,448, p = .116). Tương tác bậc hai dương nhưng không có ý nghĩa (FSTS_c² × DAI_z = 0,460, p = .276). Kiểm định Wald chung không đạt ngưỡng ý nghĩa thông thường (M8 kiểm định chung p = .083).</w:t>
       </w:r>
     </w:p>
     <w:p>
@@ -3303,7 +3303,7 @@
         <w:pStyle w:val="BodyText"/>
       </w:pPr>
       <w:r>
-        <w:t xml:space="preserve">Ngược lại, điều tiết năng lực công nghệ phân bố đồng đều hơn. Kiểm định chung M3 đối với FSTS_c × TCI_z và FSTS_c² × TCI_z có thể phân biệt thống kê khỏi không trong ba trong bốn bảng (2009 p = .040, 2023 p = .027, gộp p = .003) và không có ý nghĩa chỉ trong năm 2015 (p = .713). Gộp lại, tương tác tuyến tính âm (FSTS_c × TCI_z = −0,587, p = .003) và bậc hai dương (FSTS_c² × TCI_z = 0,640, p = .031), cho thấy hình chữ U ngược phẳng hơn đối với các doanh nghiệp có năng lực cao thay vì dịch chuyển mức. Điều này phù hợp với cách đọc năng lực hấp thụ: các doanh nghiệp có năng lực sâu hơn trích xuất lợi ích năng suất trên dải cường độ xuất khẩu rộng hơn so với các đối tác kém năng lực (Cohen và Levinthal, 1990; Lall, 1992).</w:t>
+        <w:t xml:space="preserve">Ngược lại, điều tiết năng lực công nghệ phân bố đồng đều hơn. Kiểm định chung M3 đối với FSTS_c × TCI_z và FSTS_c² × TCI_z có thể phân biệt thống kê khỏi không trong ba trong bốn bảng (2009 p = .040, 2023 p = .027, gộp p = .003) và không có ý nghĩa chỉ trong năm 2015 (p = .713). Gộp lại, tương tác tuyến tính âm (FSTS_c × TCI_z = −0,587, p = .003) và bậc hai dương (FSTS_c² × TCI_z = 0,640, p = .031), cho thấy hình chữ U ngược phẳng hơn đối với các doanh nghiệp có năng lực cao thay vì dịch chuyển mức. Điều này phù hợp với cách đọc năng lực hấp thụ: các doanh nghiệp có năng lực sâu hơn trích xuất lợi ích năng suất trên dải cường độ quốc tế hóa rộng hơn so với các đối tác kém năng lực (Cohen và Levinthal, 1990; Lall, 1992).</w:t>
       </w:r>
     </w:p>
     <w:p>
@@ -3603,7 +3603,7 @@
         <w:pStyle w:val="FirstParagraph"/>
       </w:pPr>
       <w:r>
-        <w:t xml:space="preserve">H1 nhận được sự ủng hộ có điều kiện. Kiểm định Lind–Mehlum bác bỏ giả thuyết không đơn điệu trong cả ba đợt (2009 p = .006, 2015 p = .009, 2023 p = .013) và trong mẫu gộp (p &lt; .001). Các điểm ngưỡng ngụ ý phân bố tập trung trong dải 39,3% (2015) đến 46,2% (2009) cường độ xuất khẩu trực tiếp, với ước lượng gộp tại 39,7%. Đồng thời, các mô hình chỉ dành cho nhà xuất khẩu (§4.5, Bảng H) cho thấy độ cong này suy giảm đáng kể khi loại bỏ biên tham gia. Diễn giải có thể bảo vệ nhất do đó là hình chữ U ngược toàn mẫu phản ánh cấu trúc tham gia-và-cường độ kết hợp, với sự tương phản liên quan đến năng suất tập trung chủ yếu ở sự chuyển đổi từ không xuất khẩu sang xuất khẩu hơn là chỉ trong độ cong trong nhà xuất khẩu mạnh mẽ.</w:t>
+        <w:t xml:space="preserve">H1 nhận được sự ủng hộ có điều kiện. Kiểm định Lind–Mehlum bác bỏ giả thuyết không đơn điệu trong cả ba đợt (2009 p = .006, 2015 p = .009, 2023 p = .013) và trong mẫu gộp (p &lt; .001). Các điểm ngưỡng ngụ ý phân bố tập trung trong dải 39,3% (2015) đến 46,2% (2009) cường độ quốc tế hóa trực tiếp, với ước lượng gộp tại 39,7%. Đồng thời, các mô hình chỉ dành cho nhà xuất khẩu (§4.5, Bảng H) cho thấy độ cong này suy giảm đáng kể khi loại bỏ biên tham gia. Diễn giải có thể bảo vệ nhất do đó là hình chữ U ngược toàn mẫu phản ánh cấu trúc tham gia-và-cường độ kết hợp, với sự tương phản liên quan đến năng suất tập trung chủ yếu ở sự chuyển đổi từ không xuất khẩu sang xuất khẩu hơn là chỉ trong độ cong trong nhà xuất khẩu mạnh mẽ.</w:t>
       </w:r>
     </w:p>
     <w:p>
@@ -3635,7 +3635,7 @@
         <w:pStyle w:val="BodyText"/>
       </w:pPr>
       <w:r>
-        <w:t xml:space="preserve">Theo Haans, Pieters và He (2016), nghiên cứu phân biệt hai loại điều tiết đối với quan hệ I–P phi tuyến. Điều tiết Loại I làm phẳng hoặc dốc hơn một sườn của hình chữ U ngược (tức là tương tác tuyến tính FSTS × DAI có ý nghĩa trong khi FSTS² × DAI không có ý nghĩa): biến điều tiết dịch chuyển vị trí của điểm ngưỡng nhưng bảo tồn hình dạng hình chữ U ngược. Điều tiết Loại II lật ngược hình dạng đường cong (tức là FSTS² × DAI có ý nghĩa): giá trị biến điều tiết cao so với thấp tạo ra các dạng hàm số về mặt chất khác nhau. Bằng chứng DAI năm 2023 phù hợp với Loại I: tương tác tuyến tính có ý nghĩa FSTS_c × DAI_z = −0,912 (p = .043) cho thấy áp dụng số làm suy giảm sườn dốc dương ở cường độ xuất khẩu thấp, kéo điểm ngưỡng vào trong, trong khi tương tác FSTS² × DAI vẫn không có ý nghĩa, xác nhận hình dạng hình chữ U ngược được bảo tồn. Điều tiết Loại II — năng lực số đảo ngược độ cong đối với các doanh nghiệp áp dụng cao — không được ủng hộ trong mẫu Việt Nam.</w:t>
+        <w:t xml:space="preserve">Theo Haans, Pieters và He (2016), nghiên cứu phân biệt hai loại điều tiết đối với quan hệ I–P phi tuyến. Điều tiết Loại I làm phẳng hoặc dốc hơn một sườn của hình chữ U ngược (tức là tương tác tuyến tính FSTS × DAI có ý nghĩa trong khi FSTS² × DAI không có ý nghĩa): biến điều tiết dịch chuyển vị trí của điểm ngưỡng nhưng bảo tồn hình dạng hình chữ U ngược. Điều tiết Loại II lật ngược hình dạng đường cong (tức là FSTS² × DAI có ý nghĩa): giá trị biến điều tiết cao so với thấp tạo ra các dạng hàm số về mặt chất khác nhau. Bằng chứng DAI năm 2023 phù hợp với Loại I: tương tác tuyến tính có ý nghĩa FSTS_c × DAI_z = −0,912 (p = .043) cho thấy áp dụng số làm suy giảm sườn dốc dương ở cường độ quốc tế hóa thấp, kéo điểm ngưỡng vào trong, trong khi tương tác FSTS² × DAI vẫn không có ý nghĩa, xác nhận hình dạng hình chữ U ngược được bảo tồn. Điều tiết Loại II — năng lực số đảo ngược độ cong đối với các doanh nghiệp áp dụng cao — không được ủng hộ trong mẫu Việt Nam.</w:t>
       </w:r>
     </w:p>
     <w:p>
@@ -3833,7 +3833,7 @@
         <w:pStyle w:val="BodyText"/>
       </w:pPr>
       <w:r>
-        <w:t xml:space="preserve">Nghiên cứu đọc điều này như cho thấy rằng hình chữ U ngược được ghi nhận trong đặc tả chính được xác định có ý nghĩa bởi biên tham gia thay vì thuần túy bởi biến động cường độ trong nhà xuất khẩu. Điều này phù hợp với bằng chứng mô tả §3.1 rằng cường độ xuất khẩu trực tiếp là biến phồng không trong dữ liệu WBES Việt Nam, với khối lượng hạn chế giữa biên tham gia và điểm ngưỡng ngụ ý. Tuyên bố H1 thực chất do đó được đọc tốt nhất như tương quan không đơn điệu giữa tham gia-và-cường độ trong xuất khẩu với năng suất, không phải như tuyên bố độ cong cường độ trong nhà xuất khẩu nghiêm ngặt.</w:t>
+        <w:t xml:space="preserve">Nghiên cứu đọc điều này như cho thấy rằng hình chữ U ngược được ghi nhận trong đặc tả chính được xác định có ý nghĩa bởi biên tham gia thay vì thuần túy bởi biến động cường độ trong nhà xuất khẩu. Điều này phù hợp với bằng chứng mô tả §3.1 rằng cường độ quốc tế hóa trực tiếp là biến phồng không trong dữ liệu WBES Việt Nam, với khối lượng hạn chế giữa biên tham gia và điểm ngưỡng ngụ ý. Tuyên bố H1 thực chất do đó được đọc tốt nhất như tương quan không đơn điệu giữa tham gia-và-cường độ trong xuất khẩu với năng suất, không phải như tuyên bố độ cong cường độ trong nhà xuất khẩu nghiêm ngặt.</w:t>
       </w:r>
     </w:p>
     <w:p>
@@ -15419,7 +15419,7 @@
               <w:jc w:val="left"/>
             </w:pPr>
             <w:r>
-              <w:t xml:space="preserve">FSTS (cường độ xuất khẩu)</w:t>
+              <w:t xml:space="preserve">FSTS (cường độ quốc tế hóa)</w:t>
             </w:r>
           </w:p>
         </w:tc>
@@ -20132,7 +20132,7 @@
         <w:pStyle w:val="BodyText"/>
       </w:pPr>
       <w:r>
-        <w:t xml:space="preserve">Phát hiện về hình chữ U ngược có thể tái tạo tại FSTS ≈ 39–46% ở Việt Nam — bất chấp sự hoài nghi liên quốc gia do Pisani, Garcia-Bernardo, và Heemskerk (2020, SMJ) nêu ra — nhất quán với quan điểm rằng bối cảnh thể chế đơn quốc gia vẫn duy trì tính không đồng nhất về dạng hàm số mà các mẫu đa quốc gia gộp lại che khuất thông qua tổng hợp. Cơ chế nhánh đi lên nhận được xác nhận độc lập từ bằng chứng bảng cấp độ doanh nghiệp được khớp nối theo hải quan: các doanh nghiệp Việt Nam hấp thụ cú sốc cầu dương từ Mỹ trong giai đoạn 2018–2020 đã mở rộng xuất khẩu sang cả điểm đến Mỹ và không phải Mỹ, đồng thời ghi nhận mức tăng tương xứng về năng suất lao động — với việc mở rộng xuất khẩu do cầu dẫn dắt giải thích 68,5% mức tăng tỷ lệ giá trị gia tăng nội địa quan sát được trong cùng giai đoạn (Agarwal, Barattieri, &amp; Mattoo, 2026). Sự xác nhận này củng cố cách diễn giải rằng cường độ xuất khẩu ở mức vừa phải tạo ra lợi ích năng suất lao động thực sự cho các doanh nghiệp Việt Nam — không phải chỉ là tạo tác thành phần do sự lựa chọn dương vào xuất khẩu.</w:t>
+        <w:t xml:space="preserve">Phát hiện về hình chữ U ngược có thể tái tạo tại FSTS ≈ 39–46% ở Việt Nam — bất chấp sự hoài nghi liên quốc gia do Pisani, Garcia-Bernardo, và Heemskerk (2020, SMJ) nêu ra — nhất quán với quan điểm rằng bối cảnh thể chế đơn quốc gia vẫn duy trì tính không đồng nhất về dạng hàm số mà các mẫu đa quốc gia gộp lại che khuất thông qua tổng hợp. Cơ chế nhánh đi lên nhận được xác nhận độc lập từ bằng chứng bảng cấp độ doanh nghiệp được khớp nối theo hải quan: các doanh nghiệp Việt Nam hấp thụ cú sốc cầu dương từ Mỹ trong giai đoạn 2018–2020 đã mở rộng xuất khẩu sang cả điểm đến Mỹ và không phải Mỹ, đồng thời ghi nhận mức tăng tương xứng về năng suất lao động — với việc mở rộng xuất khẩu do cầu dẫn dắt giải thích 68,5% mức tăng tỷ lệ giá trị gia tăng nội địa quan sát được trong cùng giai đoạn (Agarwal, Barattieri, &amp; Mattoo, 2026). Sự xác nhận này củng cố cách diễn giải rằng cường độ quốc tế hóa ở mức vừa phải tạo ra lợi ích năng suất lao động thực sự cho các doanh nghiệp Việt Nam — không phải chỉ là tạo tác thành phần do sự lựa chọn dương vào xuất khẩu.</w:t>
       </w:r>
     </w:p>
     <w:bookmarkStart w:id="69" w:name="Xe5125b4e2895dce81c20fe2e7b2ed2683896f9b"/>
@@ -20165,7 +20165,7 @@
         <w:pStyle w:val="BodyText"/>
       </w:pPr>
       <w:r>
-        <w:t xml:space="preserve">Dấu âm trên tương tác FSTS_c × DAI_z trong năm 2023 — nơi mức độ liên quan đến năng suất của DAI suy giảm ở cường độ xuất khẩu cao hơn — nhất quán với ranh giới Tầng 1 của construct: một website đơn thuần không thể quản lý mật độ giao dịch của các hoạt động cường độ xuất khẩu cao mà không có hỗ trợ thanh toán điện tử và tích hợp quy trình. Điều này tương phản với các bối cảnh nơi cùng construct bao gồm các mục giao dịch Tầng 2 cho phép, nơi cường độ xuất khẩu cao hơn có thể khuếch đại lợi nhuận năng suất từ áp dụng số thay vào đó.</w:t>
+        <w:t xml:space="preserve">Dấu âm trên tương tác FSTS_c × DAI_z trong năm 2023 — nơi mức độ liên quan đến năng suất của DAI suy giảm ở cường độ quốc tế hóa cao hơn — nhất quán với ranh giới Tầng 1 của construct: một website đơn thuần không thể quản lý mật độ giao dịch của các hoạt động cường độ quốc tế hóa cao mà không có hỗ trợ thanh toán điện tử và tích hợp quy trình. Điều này tương phản với các bối cảnh nơi cùng construct bao gồm các mục giao dịch Tầng 2 cho phép, nơi cường độ quốc tế hóa cao hơn có thể khuếch đại lợi nhuận năng suất từ áp dụng số thay vào đó.</w:t>
       </w:r>
     </w:p>
     <w:p>
@@ -20375,7 +20375,7 @@
         <w:t xml:space="preserve"> </w:t>
       </w:r>
       <w:r>
-        <w:t xml:space="preserve">Mối liên kết trực tiếp TCI (gộp β = 0,179, p &lt; .001; β được công cụ hóa = 1,639) và vai trò làm phẳng độ cong của điều tiết TCI (M3 joint p = .003 gộp) hàm ý rằng rào cản ma sát năng suất ràng buộc trong dải này là trần phối hợp mà năng lực công nghệ và chuẩn mực nước ngoài hiệu quả nhất trong việc nới lỏng. Do đó, chi phí vốn nên hướng về các đầu tư TCI — công nghệ được cấp phép từ nước ngoài, hệ thống chứng nhận chất lượng chính thức, tích hợp quy trình với các khách hàng chính nước ngoài — thay vì nâng cấp DAI gia tăng ở lớp Tầng 1. Website cơ bản ở giai đoạn này là một yếu tố vệ sinh; điều tạo ra sự khác biệt kết quả năng suất trong nhóm là liệu doanh nghiệp có hấp thụ được năng lực công nghệ và chuẩn mực sâu hơn giúp hấp thụ chi phí phối hợp ở cường độ xuất khẩu cao hơn hay không.</w:t>
+        <w:t xml:space="preserve">Mối liên kết trực tiếp TCI (gộp β = 0,179, p &lt; .001; β được công cụ hóa = 1,639) và vai trò làm phẳng độ cong của điều tiết TCI (M3 joint p = .003 gộp) hàm ý rằng rào cản ma sát năng suất ràng buộc trong dải này là trần phối hợp mà năng lực công nghệ và chuẩn mực nước ngoài hiệu quả nhất trong việc nới lỏng. Do đó, chi phí vốn nên hướng về các đầu tư TCI — công nghệ được cấp phép từ nước ngoài, hệ thống chứng nhận chất lượng chính thức, tích hợp quy trình với các khách hàng chính nước ngoài — thay vì nâng cấp DAI gia tăng ở lớp Tầng 1. Website cơ bản ở giai đoạn này là một yếu tố vệ sinh; điều tạo ra sự khác biệt kết quả năng suất trong nhóm là liệu doanh nghiệp có hấp thụ được năng lực công nghệ và chuẩn mực sâu hơn giúp hấp thụ chi phí phối hợp ở cường độ quốc tế hóa cao hơn hay không.</w:t>
       </w:r>
     </w:p>
     <w:p>
@@ -20419,7 +20419,7 @@
         <w:pStyle w:val="BodyText"/>
       </w:pPr>
       <w:r>
-        <w:t xml:space="preserve">Hai nguyên tắc xuyên suốt nổi lên. Thứ nhất, các nhà quản lý nên tránh đồng nhất áp dụng số cơ bản với năng lực công nghệ sâu hơn — hai construct không hoạt động giống nhau qua các giai đoạn hoặc dưới ước lượng vững về nhận diện, và chi phí vốn cho Tầng 1 số không thay thế cho các đầu tư vào công nghệ nước ngoài, chuẩn mực và tích hợp quy trình mà kênh TCI phản ánh. Thứ hai, các quyết định phân bổ nên được định giai đoạn theo các ngưỡng được nhận diện theo thực nghiệm thay vì theo các quy định chuyển đổi số chung: đầu tư vào sự hiện diện Tầng 1 gia tăng ở cường độ xuất khẩu cao có thể hấp thụ vốn khan hiếm với lợi nhuận năng suất hạn chế, trong khi đầu tư vào năng lực kênh TCI quanh dải 39–46% tương ứng với nơi bằng chứng qua đợt sóng nhất quán nhất với tác động tăng cường năng suất. Khung có điều kiện ngưỡng dịch các phát hiện về hàm bậc thang và bão hòa Tầng 1 thành hướng dẫn phân bổ có thể hành động mà không thổi phồng địa vị nhân quả của các hệ số mặt cắt chéo.</w:t>
+        <w:t xml:space="preserve">Hai nguyên tắc xuyên suốt nổi lên. Thứ nhất, các nhà quản lý nên tránh đồng nhất áp dụng số cơ bản với năng lực công nghệ sâu hơn — hai construct không hoạt động giống nhau qua các giai đoạn hoặc dưới ước lượng vững về nhận diện, và chi phí vốn cho Tầng 1 số không thay thế cho các đầu tư vào công nghệ nước ngoài, chuẩn mực và tích hợp quy trình mà kênh TCI phản ánh. Thứ hai, các quyết định phân bổ nên được định giai đoạn theo các ngưỡng được nhận diện theo thực nghiệm thay vì theo các quy định chuyển đổi số chung: đầu tư vào sự hiện diện Tầng 1 gia tăng ở cường độ quốc tế hóa cao có thể hấp thụ vốn khan hiếm với lợi nhuận năng suất hạn chế, trong khi đầu tư vào năng lực kênh TCI quanh dải 39–46% tương ứng với nơi bằng chứng qua đợt sóng nhất quán nhất với tác động tăng cường năng suất. Khung có điều kiện ngưỡng dịch các phát hiện về hàm bậc thang và bão hòa Tầng 1 thành hướng dẫn phân bổ có thể hành động mà không thổi phồng địa vị nhân quả của các hệ số mặt cắt chéo.</w:t>
       </w:r>
     </w:p>
     <w:bookmarkEnd w:id="72"/>
@@ -20445,7 +20445,7 @@
         <w:pStyle w:val="BodyText"/>
       </w:pPr>
       <w:r>
-        <w:t xml:space="preserve">Thứ nhất, các công cụ thúc đẩy xuất khẩu được thiết kế xung quanh một mức bù quốc tế hóa dương đồng nhất sẽ vượt quá mức cần thiết trong các giai đoạn chuyển đổi như đợt sóng 2015, khi các lợi ích năng lực bị nén lại ngay cả khi cường độ xuất khẩu vẫn liên quan đến năng suất. Nhắm mục tiêu hỗ trợ xuất khẩu vào các doanh nghiệp được định vị trong vùng chi phí gia nhập — thay vì các doanh nghiệp đã hoạt động ở cường độ xuất khẩu cao — nhất quán với độ cong được ghi nhận trong các mẫu gộp và đợt sóng sau.</w:t>
+        <w:t xml:space="preserve">Thứ nhất, các công cụ thúc đẩy xuất khẩu được thiết kế xung quanh một mức bù quốc tế hóa dương đồng nhất sẽ vượt quá mức cần thiết trong các giai đoạn chuyển đổi như đợt sóng 2015, khi các lợi ích năng lực bị nén lại ngay cả khi cường độ quốc tế hóa vẫn liên quan đến năng suất. Nhắm mục tiêu hỗ trợ xuất khẩu vào các doanh nghiệp được định vị trong vùng chi phí gia nhập — thay vì các doanh nghiệp đã hoạt động ở cường độ quốc tế hóa cao — nhất quán với độ cong được ghi nhận trong các mẫu gộp và đợt sóng sau.</w:t>
       </w:r>
     </w:p>
     <w:p>
@@ -20453,7 +20453,7 @@
         <w:pStyle w:val="BodyText"/>
       </w:pPr>
       <w:r>
-        <w:t xml:space="preserve">Thứ hai, các chương trình kinh tế số coi áp dụng nền tảng (website, thanh toán điện tử cơ bản) là đủ như một đòn bẩy chính sách có nhiều khả năng bị suy giảm bởi độ trễ thực thi và bởi bản chất có điều kiện của kênh số ở cường độ xuất khẩu cao hơn. Các chương trình kết hợp áp dụng số Tầng 1–2 với nâng cấp năng lực sâu hơn — chứng nhận chất lượng, đầu tư năng lực hấp thụ, các thông lệ tổ chức cho phối hợp xuyên biên giới — nhất quán hơn với mô hình nổi lên vào năm 2023.</w:t>
+        <w:t xml:space="preserve">Thứ hai, các chương trình kinh tế số coi áp dụng nền tảng (website, thanh toán điện tử cơ bản) là đủ như một đòn bẩy chính sách có nhiều khả năng bị suy giảm bởi độ trễ thực thi và bởi bản chất có điều kiện của kênh số ở cường độ quốc tế hóa cao hơn. Các chương trình kết hợp áp dụng số Tầng 1–2 với nâng cấp năng lực sâu hơn — chứng nhận chất lượng, đầu tư năng lực hấp thụ, các thông lệ tổ chức cho phối hợp xuyên biên giới — nhất quán hơn với mô hình nổi lên vào năm 2023.</w:t>
       </w:r>
     </w:p>
     <w:p>
@@ -20601,7 +20601,7 @@
         <w:t xml:space="preserve">Hạn chế thứ sáu</w:t>
       </w:r>
       <w:r>
-        <w:t xml:space="preserve">: phân tích bị giới hạn ở Việt Nam như một nền kinh tế chuyển đổi duy nhất ở một giai đoạn cụ thể trong sự phát triển số và thể chế của nó. Hiểu cách mô hình điều tiết DAI được ghi nhận ở đây — âm ở cường độ xuất khẩu cao dưới áp dụng chỉ Tầng 1 — so sánh với các mô hình ở các thị trường mới nổi khác ở các giai đoạn thể chế khác nhau, hoặc với các mô hình ở các nền kinh tế tiên tiến số nơi cùng tương tác được dự đoán là dương, đòi hỏi các thiết kế so sánh đa bối cảnh hệ thống hóa các chi phí giao dịch thể chế và chất lượng hạ tầng số. Các thiết kế như vậy cũng sẽ cho phép các kiểm định trực tiếp hơn về khung phụ thuộc ngữ cảnh được phát triển trong §2.1.</w:t>
+        <w:t xml:space="preserve">: phân tích bị giới hạn ở Việt Nam như một nền kinh tế chuyển đổi duy nhất ở một giai đoạn cụ thể trong sự phát triển số và thể chế của nó. Hiểu cách mô hình điều tiết DAI được ghi nhận ở đây — âm ở cường độ quốc tế hóa cao dưới áp dụng chỉ Tầng 1 — so sánh với các mô hình ở các thị trường mới nổi khác ở các giai đoạn thể chế khác nhau, hoặc với các mô hình ở các nền kinh tế tiên tiến số nơi cùng tương tác được dự đoán là dương, đòi hỏi các thiết kế so sánh đa bối cảnh hệ thống hóa các chi phí giao dịch thể chế và chất lượng hạ tầng số. Các thiết kế như vậy cũng sẽ cho phép các kiểm định trực tiếp hơn về khung phụ thuộc ngữ cảnh được phát triển trong §2.1.</w:t>
       </w:r>
     </w:p>
     <w:p>

--- a/dist/manuscripts/vi/p3_vietnam_vi.docx
+++ b/dist/manuscripts/vi/p3_vietnam_vi.docx
@@ -316,7 +316,7 @@
         <w:t xml:space="preserve"> </w:t>
       </w:r>
       <w:r>
-        <w:t xml:space="preserve">F23 (công ty đa quốc gia; kinh doanh quốc tế); O33 (thay đổi công nghệ: lựa chọn và hệ quả); D22 (hành vi doanh nghiệp: phân tích thực nghiệm); L25 (hiệu quả doanh nghiệp); O53 (nghiên cứu quốc gia toàn diện: châu Á bao gồm Trung Đông).</w:t>
+        <w:t xml:space="preserve">F23 (công ty đa quốc gia; kinh doanh quốc tế); O33 (thay đổi công nghệ: lựa chọn và hệ quả); D22 (hành vi doanh nghiệp: phân tích thực nghiệm); L25 (hiệu quả hoạt động kinh doanh); O53 (nghiên cứu quốc gia toàn diện: châu Á bao gồm Trung Đông).</w:t>
       </w:r>
     </w:p>
     <w:p>
@@ -727,13 +727,13 @@
         <w:t xml:space="preserve">2. Lý thuyết và giả thuyết</w:t>
       </w:r>
     </w:p>
-    <w:bookmarkStart w:id="31" w:name="Xcade398b72bdaf504ff79c2ee6af3cb16abe98c"/>
+    <w:bookmarkStart w:id="31" w:name="X34b96521b396674882866386622dca78e68f4a8"/>
     <w:p>
       <w:pPr>
         <w:pStyle w:val="Heading3"/>
       </w:pPr>
       <w:r>
-        <w:t xml:space="preserve">2.1 Quốc tế hóa và hiệu quả doanh nghiệp</w:t>
+        <w:t xml:space="preserve">2.1 Quốc tế hóa và hiệu quả hoạt động kinh doanh</w:t>
       </w:r>
     </w:p>
     <w:p>
@@ -741,7 +741,7 @@
         <w:pStyle w:val="FirstParagraph"/>
       </w:pPr>
       <w:r>
-        <w:t xml:space="preserve">Mối quan hệ giữa quốc tế hóa và hiệu quả doanh nghiệp (firm performance) khó có khả năng là tuyến tính trong nền kinh tế chuyển đổi như Việt Nam. Mở rộng ra nước ngoài có thể cải thiện hiệu quả thông qua phạm vi thị trường lớn hơn, đa dạng hóa và học hỏi từ môi trường bên ngoài. Doanh nghiệp có thể sử dụng quốc tế hóa để phân bổ chi phí cố định, tiếp cận khách hàng mới và thu nhận kiến thức hỗ trợ cải tiến hoạt động.</w:t>
+        <w:t xml:space="preserve">Mối quan hệ giữa quốc tế hóa và hiệu quả hoạt động kinh doanh (firm performance) khó có khả năng là tuyến tính trong nền kinh tế chuyển đổi như Việt Nam. Mở rộng ra nước ngoài có thể cải thiện hiệu quả thông qua phạm vi thị trường lớn hơn, đa dạng hóa và học hỏi từ môi trường bên ngoài. Doanh nghiệp có thể sử dụng quốc tế hóa để phân bổ chi phí cố định, tiếp cận khách hàng mới và thu nhận kiến thức hỗ trợ cải tiến hoạt động.</w:t>
       </w:r>
     </w:p>
     <w:p>
@@ -835,13 +835,13 @@
       </w:r>
     </w:p>
     <w:bookmarkEnd w:id="31"/>
-    <w:bookmarkStart w:id="32" w:name="X693d7761e660017b0030ce2c3cb459e0903a67b"/>
+    <w:bookmarkStart w:id="32" w:name="X4149dbdbad3a65df6ee104e81dec78d5866e43e"/>
     <w:p>
       <w:pPr>
         <w:pStyle w:val="Heading3"/>
       </w:pPr>
       <w:r>
-        <w:t xml:space="preserve">2.2 Năng lực công nghệ và tiêu chuẩn nước ngoài và hiệu quả doanh nghiệp</w:t>
+        <w:t xml:space="preserve">2.2 Năng lực công nghệ và tiêu chuẩn nước ngoài và hiệu quả hoạt động kinh doanh</w:t>
       </w:r>
     </w:p>
     <w:p>
@@ -865,7 +865,7 @@
         <w:pStyle w:val="BodyText"/>
       </w:pPr>
       <w:r>
-        <w:t xml:space="preserve">Điều này ngụ ý mối quan hệ trực tiếp tích cực giữa năng lực công nghệ/tiêu chuẩn nước ngoài và hiệu quả doanh nghiệp tại Việt Nam. Nghiên cứu xem nó ở đây là một cấu trúc cần nâng cao năng lực của doanh nghiệp để hưởng lợi từ quốc tế hóa và cũng cần hỗ trợ năng suất rộng hơn, mà không giả định rằng nó chỉ số hóa toàn bộ chiều đổi mới-và-R&amp;D.</w:t>
+        <w:t xml:space="preserve">Điều này ngụ ý mối quan hệ trực tiếp tích cực giữa năng lực công nghệ/tiêu chuẩn nước ngoài và hiệu quả hoạt động kinh doanh tại Việt Nam. Nghiên cứu xem nó ở đây là một cấu trúc cần nâng cao năng lực của doanh nghiệp để hưởng lợi từ quốc tế hóa và cũng cần hỗ trợ năng suất rộng hơn, mà không giả định rằng nó chỉ số hóa toàn bộ chiều đổi mới-và-R&amp;D.</w:t>
       </w:r>
     </w:p>
     <w:p>
@@ -895,13 +895,13 @@
       </w:r>
     </w:p>
     <w:bookmarkEnd w:id="32"/>
-    <w:bookmarkStart w:id="33" w:name="X9926f6fdeb2563ca16dc9ee150e247403451c38"/>
+    <w:bookmarkStart w:id="33" w:name="X1bbf31ae5e579bc06ca51c268598ce5241cfbb5"/>
     <w:p>
       <w:pPr>
         <w:pStyle w:val="Heading3"/>
       </w:pPr>
       <w:r>
-        <w:t xml:space="preserve">2.3 Hiện diện số dựa trên website và hiệu quả doanh nghiệp</w:t>
+        <w:t xml:space="preserve">2.3 Hiện diện số dựa trên website và hiệu quả hoạt động kinh doanh</w:t>
       </w:r>
     </w:p>
     <w:p>
@@ -1222,7 +1222,7 @@
           <w:bCs/>
           <w:b/>
         </w:rPr>
-        <w:t xml:space="preserve">Hiệu quả doanh nghiệp</w:t>
+        <w:t xml:space="preserve">Hiệu quả hoạt động kinh doanh</w:t>
       </w:r>
       <w:r>
         <w:br/>
@@ -1278,7 +1278,7 @@
           <wp:inline>
             <wp:extent cx="5753100" cy="3160501"/>
             <wp:effectExtent b="0" l="0" r="0" t="0"/>
-            <wp:docPr descr="Hình 1: Mô hình khái niệm — TCI, DAI và cường độ quốc tế hóa là các yếu tố quyết định hiệu quả doanh nghiệp (Việt Nam, 3 đợt)" title="" id="35" name="Picture"/>
+            <wp:docPr descr="Hình 1: Mô hình khái niệm — TCI, DAI và cường độ quốc tế hóa là các yếu tố quyết định hiệu quả hoạt động kinh doanh (Việt Nam, 3 đợt)" title="" id="35" name="Picture"/>
             <a:graphic>
               <a:graphicData uri="http://schemas.openxmlformats.org/drawingml/2006/picture">
                 <pic:pic>
@@ -1349,7 +1349,7 @@
         <w:t xml:space="preserve"> </w:t>
       </w:r>
       <w:r>
-        <w:t xml:space="preserve">Mũi tên liền đại diện cho tác động trực tiếp và phi tuyến được giả thuyết. Mũi tên đứt đoạn đại diện cho tác động điều tiết. Biến độc lập — cường độ quốc tế hóa (FSTS, FSTS_c đã được căn giữa và FSTS_c²) — được đặt ở bên trái; biến phụ thuộc — hiệu quả doanh nghiệp, đo bằng ln(năng suất lao động) = ln(doanh thu hàng năm PPP / lao động thường xuyên) — được đặt ở bên phải, theo quy ước luồng nhân quả từ trái sang phải. H1 (phi tuyến hình chữ U ngược: β₁ &gt; 0, β₂ &lt; 0) được đặt nền tảng trên mô hình Uppsala (Johanson &amp; Vahlne, 1977, 2009) và lý thuyết chi phí phối hợp (Hitt et al., 1997). H2 xác định năng lực công nghệ (TCI_z, Quan điểm Dựa trên Nguồn lực: Barney, 1991) là tác động trực tiếp dịch chuyển mức và điều tiết thứ cấp trên đường cong FSTS–hiệu quả; công cụ: trung bình TCI cấp ngành (nhận diện IV nhân quả). H4 coi áp dụng số dựa trên website (DAI_z, Tầng 1 mà thôi) là kiểm tra khám phá của Lăng kính Năng lực Số (Banalieva &amp; Dhanaraj, 2019); hạn chế đo lường được thừa nhận — chỉ số nhị phân đơn lẻ qua các đợt 2009/2015/2023 giới hạn sức mạnh suy diễn. (+) chỉ quan hệ tích cực được giả thuyết; (−) chỉ quan hệ âm được giả thuyết. Biến kiểm soát (ln quy mô doanh nghiệp, tuổi doanh nghiệp, sở hữu nước ngoài, hiệu ứng cố định ngành rộng, hiệu ứng cố định đợt khảo sát) vào mô hình cộng tuyến trong tất cả các mô hình nhưng được bỏ qua khỏi hình cho rõ ràng. Bối cảnh ICRV: Việt Nam — Nhóm IV (Lower_mid_transition, ICRV Nhóm 4 trong 6; nền kinh tế chuyển đổi thu nhập trung bình thấp; WGI Pháp quyền ≈ −0,09 năm 2023, Ngân hàng Thế giới). Dữ liệu: WBES 2009, 2015, 2023; N = 2.958 (gộp), n_wave = 989/956/1.013.</w:t>
+        <w:t xml:space="preserve">Mũi tên liền đại diện cho tác động trực tiếp và phi tuyến được giả thuyết. Mũi tên đứt đoạn đại diện cho tác động điều tiết. Biến độc lập — cường độ quốc tế hóa (FSTS, FSTS_c đã được căn giữa và FSTS_c²) — được đặt ở bên trái; biến phụ thuộc — hiệu quả hoạt động kinh doanh, đo bằng ln(năng suất lao động) = ln(doanh thu hàng năm PPP / lao động thường xuyên) — được đặt ở bên phải, theo quy ước luồng nhân quả từ trái sang phải. H1 (phi tuyến hình chữ U ngược: β₁ &gt; 0, β₂ &lt; 0) được đặt nền tảng trên mô hình Uppsala (Johanson &amp; Vahlne, 1977, 2009) và lý thuyết chi phí phối hợp (Hitt et al., 1997). H2 xác định năng lực công nghệ (TCI_z, Quan điểm Dựa trên Nguồn lực: Barney, 1991) là tác động trực tiếp dịch chuyển mức và điều tiết thứ cấp trên đường cong FSTS–hiệu quả; công cụ: trung bình TCI cấp ngành (nhận diện IV nhân quả). H4 coi áp dụng số dựa trên website (DAI_z, Tầng 1 mà thôi) là kiểm tra khám phá của Lăng kính Năng lực Số (Banalieva &amp; Dhanaraj, 2019); hạn chế đo lường được thừa nhận — chỉ số nhị phân đơn lẻ qua các đợt 2009/2015/2023 giới hạn sức mạnh suy diễn. (+) chỉ quan hệ tích cực được giả thuyết; (−) chỉ quan hệ âm được giả thuyết. Biến kiểm soát (ln quy mô doanh nghiệp, tuổi doanh nghiệp, sở hữu nước ngoài, hiệu ứng cố định ngành rộng, hiệu ứng cố định đợt khảo sát) vào mô hình cộng tuyến trong tất cả các mô hình nhưng được bỏ qua khỏi hình cho rõ ràng. Bối cảnh ICRV: Việt Nam — Nhóm IV (Lower_mid_transition, ICRV Nhóm 4 trong 6; nền kinh tế chuyển đổi thu nhập trung bình thấp; WGI Pháp quyền ≈ −0,09 năm 2023, Ngân hàng Thế giới). Dữ liệu: WBES 2009, 2015, 2023; N = 2.958 (gộp), n_wave = 989/956/1.013.</w:t>
       </w:r>
     </w:p>
     <w:p>
@@ -1410,7 +1410,7 @@
         <w:pStyle w:val="FirstParagraph"/>
       </w:pPr>
       <w:r>
-        <w:t xml:space="preserve">Hiệu quả doanh nghiệp được đo bằng logarithm năng suất lao động (lnLP). Quốc tế hóa được đo bằng cường độ quốc tế hóa trực tiếp (FSTS), căn giữa giá trị trung bình trong đợt (FSTS_c) và bình phương (FSTS_c²) để các số hạng tuyến tính và bậc hai có thể được đưa vào cùng nhau nhằm kiểm định tính phi tuyến. Phân tích sử dụng hai cấu trúc năng lực riêng biệt. Chỉ số năng lực công nghệ (Technological Capability Index — TCI_z) được diễn giải hẹp là thước đo năng lực công nghệ và tiêu chuẩn nước ngoài — chứng nhận chất lượng quốc tế và công nghệ cấp phép nước ngoài — đại diện cho sự tiếp xúc của doanh nghiệp với các tiêu chuẩn công nghệ bên ngoài thay vì toàn bộ kho dự trữ năng lực hấp thụ theo Cohen-Levinthal (Lall, 1992; Cohen và Levinthal, 1990). Chỉ số áp dụng số (Digital Adoption Index — DAI_z) được diễn giải hẹp là hiện diện số dựa trên website — áp dụng website nền tảng — và không phải là thước đo tích hợp số cấp giao dịch hay chuyển đổi số (Bharadwaj et al., 2013; Verhoef et al., 2021; Nambisan et al., 2019). Mỗi chỉ số tổng hợp được chuẩn hóa z trong đợt khảo sát để các hệ số được báo cáo có thể so sánh về độ lớn. Sự tách biệt này là có chủ ý vì nghiên cứu quan tâm đến việc liệu hai lĩnh vực có thể hiện vai trò thực nghiệm khác nhau hay không, trong khi giữ các nhãn cấu trúc chặt chẽ với những gì các mục WBES cơ bản thực sự đo lường.</w:t>
+        <w:t xml:space="preserve">Hiệu quả hoạt động kinh doanh được đo bằng logarithm năng suất lao động (lnLP). Quốc tế hóa được đo bằng cường độ quốc tế hóa trực tiếp (FSTS), căn giữa giá trị trung bình trong đợt (FSTS_c) và bình phương (FSTS_c²) để các số hạng tuyến tính và bậc hai có thể được đưa vào cùng nhau nhằm kiểm định tính phi tuyến. Phân tích sử dụng hai cấu trúc năng lực riêng biệt. Chỉ số năng lực công nghệ (Technological Capability Index — TCI_z) được diễn giải hẹp là thước đo năng lực công nghệ và tiêu chuẩn nước ngoài — chứng nhận chất lượng quốc tế và công nghệ cấp phép nước ngoài — đại diện cho sự tiếp xúc của doanh nghiệp với các tiêu chuẩn công nghệ bên ngoài thay vì toàn bộ kho dự trữ năng lực hấp thụ theo Cohen-Levinthal (Lall, 1992; Cohen và Levinthal, 1990). Chỉ số áp dụng số (Digital Adoption Index — DAI_z) được diễn giải hẹp là hiện diện số dựa trên website — áp dụng website nền tảng — và không phải là thước đo tích hợp số cấp giao dịch hay chuyển đổi số (Bharadwaj et al., 2013; Verhoef et al., 2021; Nambisan et al., 2019). Mỗi chỉ số tổng hợp được chuẩn hóa z trong đợt khảo sát để các hệ số được báo cáo có thể so sánh về độ lớn. Sự tách biệt này là có chủ ý vì nghiên cứu quan tâm đến việc liệu hai lĩnh vực có thể hiện vai trò thực nghiệm khác nhau hay không, trong khi giữ các nhãn cấu trúc chặt chẽ với những gì các mục WBES cơ bản thực sự đo lường.</w:t>
       </w:r>
     </w:p>
     <w:p>
@@ -3279,7 +3279,7 @@
         <w:pStyle w:val="BodyText"/>
       </w:pPr>
       <w:r>
-        <w:t xml:space="preserve">Bằng chứng gộp gợi ý rằng cả năng lực công nghệ lẫn áp dụng số cơ bản đều tương quan dương với hiệu quả doanh nghiệp trung bình. Trong đặc tả song song trực tiếp gộp M7, TCI_z dương (β = 0,179, p &lt; .001) và DAI_z dương và có ý nghĩa (β = 0,078, p = .004). Trong đặc tả đầy đủ M8, hệ số TCI_z về cơ bản không thay đổi (β = 0,184, p &lt; .001). Trong khi đó, hệ số trực tiếp DAI_z không thể phân biệt thống kê khỏi không (β = 0,032, p = .537) khi các số hạng tương tác được đưa vào.</w:t>
+        <w:t xml:space="preserve">Bằng chứng gộp gợi ý rằng cả năng lực công nghệ lẫn áp dụng số cơ bản đều tương quan dương với hiệu quả hoạt động kinh doanh trung bình. Trong đặc tả song song trực tiếp gộp M7, TCI_z dương (β = 0,179, p &lt; .001) và DAI_z dương và có ý nghĩa (β = 0,078, p = .004). Trong đặc tả đầy đủ M8, hệ số TCI_z về cơ bản không thay đổi (β = 0,184, p &lt; .001). Trong khi đó, hệ số trực tiếp DAI_z không thể phân biệt thống kê khỏi không (β = 0,032, p = .537) khi các số hạng tương tác được đưa vào.</w:t>
       </w:r>
     </w:p>
     <w:p>
